--- a/17. 1 Mei 2026 - Rapat Tahfidz/Rundown dauroh_.docx
+++ b/17. 1 Mei 2026 - Rapat Tahfidz/Rundown dauroh_.docx
@@ -47,6 +47,10 @@
           <w:ilvl w:val="0"/>
           <w:numId w:val="1"/>
         </w:numPr>
+        <w:tabs>
+          <w:tab w:val="left" w:pos="2552"/>
+          <w:tab w:val="left" w:pos="2835"/>
+        </w:tabs>
         <w:rPr>
           <w:sz w:val="28"/>
           <w:szCs w:val="28"/>
@@ -99,7 +103,35 @@
           <w:sz w:val="28"/>
           <w:szCs w:val="28"/>
         </w:rPr>
-        <w:t>0 : Bangun</w:t>
+        <w:t xml:space="preserve">0 </w:t>
+      </w:r>
+      <w:r>
+        <w:rPr>
+          <w:sz w:val="28"/>
+          <w:szCs w:val="28"/>
+        </w:rPr>
+        <w:tab/>
+      </w:r>
+      <w:r>
+        <w:rPr>
+          <w:sz w:val="28"/>
+          <w:szCs w:val="28"/>
+        </w:rPr>
+        <w:t xml:space="preserve">: </w:t>
+      </w:r>
+      <w:r>
+        <w:rPr>
+          <w:sz w:val="28"/>
+          <w:szCs w:val="28"/>
+        </w:rPr>
+        <w:tab/>
+      </w:r>
+      <w:r>
+        <w:rPr>
+          <w:sz w:val="28"/>
+          <w:szCs w:val="28"/>
+        </w:rPr>
+        <w:t>Bangun</w:t>
       </w:r>
     </w:p>
     <w:p>
@@ -109,6 +141,10 @@
           <w:ilvl w:val="0"/>
           <w:numId w:val="1"/>
         </w:numPr>
+        <w:tabs>
+          <w:tab w:val="left" w:pos="2552"/>
+          <w:tab w:val="left" w:pos="2835"/>
+        </w:tabs>
         <w:rPr>
           <w:sz w:val="28"/>
           <w:szCs w:val="28"/>
@@ -161,7 +197,28 @@
           <w:sz w:val="28"/>
           <w:szCs w:val="28"/>
         </w:rPr>
-        <w:t>: Tahajud</w:t>
+        <w:tab/>
+      </w:r>
+      <w:r>
+        <w:rPr>
+          <w:sz w:val="28"/>
+          <w:szCs w:val="28"/>
+        </w:rPr>
+        <w:t xml:space="preserve">: </w:t>
+      </w:r>
+      <w:r>
+        <w:rPr>
+          <w:sz w:val="28"/>
+          <w:szCs w:val="28"/>
+        </w:rPr>
+        <w:tab/>
+      </w:r>
+      <w:r>
+        <w:rPr>
+          <w:sz w:val="28"/>
+          <w:szCs w:val="28"/>
+        </w:rPr>
+        <w:t>Tahajud</w:t>
       </w:r>
       <w:r>
         <w:rPr>
@@ -185,16 +242,20 @@
           <w:ilvl w:val="0"/>
           <w:numId w:val="1"/>
         </w:numPr>
-        <w:rPr>
-          <w:sz w:val="28"/>
-          <w:szCs w:val="28"/>
-        </w:rPr>
-      </w:pPr>
-      <w:r>
-        <w:rPr>
-          <w:sz w:val="28"/>
-          <w:szCs w:val="28"/>
-          <w:highlight w:val="red"/>
+        <w:tabs>
+          <w:tab w:val="left" w:pos="2552"/>
+          <w:tab w:val="left" w:pos="2835"/>
+        </w:tabs>
+        <w:rPr>
+          <w:sz w:val="28"/>
+          <w:szCs w:val="28"/>
+        </w:rPr>
+      </w:pPr>
+      <w:r>
+        <w:rPr>
+          <w:sz w:val="28"/>
+          <w:szCs w:val="28"/>
+          <w:highlight w:val="yellow"/>
         </w:rPr>
         <w:t xml:space="preserve">Subuh </w:t>
       </w:r>
@@ -202,7 +263,7 @@
         <w:rPr>
           <w:sz w:val="28"/>
           <w:szCs w:val="28"/>
-          <w:highlight w:val="red"/>
+          <w:highlight w:val="yellow"/>
         </w:rPr>
         <w:t>–</w:t>
       </w:r>
@@ -210,7 +271,7 @@
         <w:rPr>
           <w:sz w:val="28"/>
           <w:szCs w:val="28"/>
-          <w:highlight w:val="red"/>
+          <w:highlight w:val="yellow"/>
         </w:rPr>
         <w:t xml:space="preserve"> </w:t>
       </w:r>
@@ -218,7 +279,7 @@
         <w:rPr>
           <w:sz w:val="28"/>
           <w:szCs w:val="28"/>
-          <w:highlight w:val="red"/>
+          <w:highlight w:val="yellow"/>
         </w:rPr>
         <w:t>0</w:t>
       </w:r>
@@ -226,7 +287,7 @@
         <w:rPr>
           <w:sz w:val="28"/>
           <w:szCs w:val="28"/>
-          <w:highlight w:val="red"/>
+          <w:highlight w:val="yellow"/>
         </w:rPr>
         <w:t>6</w:t>
       </w:r>
@@ -234,7 +295,7 @@
         <w:rPr>
           <w:sz w:val="28"/>
           <w:szCs w:val="28"/>
-          <w:highlight w:val="red"/>
+          <w:highlight w:val="yellow"/>
           <w:lang w:val="id-ID"/>
         </w:rPr>
         <w:t>.</w:t>
@@ -243,7 +304,7 @@
         <w:rPr>
           <w:sz w:val="28"/>
           <w:szCs w:val="28"/>
-          <w:highlight w:val="red"/>
+          <w:highlight w:val="yellow"/>
         </w:rPr>
         <w:t>3</w:t>
       </w:r>
@@ -251,7 +312,7 @@
         <w:rPr>
           <w:sz w:val="28"/>
           <w:szCs w:val="28"/>
-          <w:highlight w:val="red"/>
+          <w:highlight w:val="yellow"/>
           <w:lang w:val="id-ID"/>
         </w:rPr>
         <w:t>0</w:t>
@@ -261,14 +322,42 @@
           <w:sz w:val="28"/>
           <w:szCs w:val="28"/>
         </w:rPr>
-        <w:t xml:space="preserve"> :</w:t>
-      </w:r>
-      <w:r>
-        <w:rPr>
-          <w:sz w:val="28"/>
-          <w:szCs w:val="28"/>
-        </w:rPr>
-        <w:t xml:space="preserve"> Dzikir Pagi</w:t>
+        <w:t xml:space="preserve"> </w:t>
+      </w:r>
+      <w:r>
+        <w:rPr>
+          <w:sz w:val="28"/>
+          <w:szCs w:val="28"/>
+        </w:rPr>
+        <w:tab/>
+      </w:r>
+      <w:r>
+        <w:rPr>
+          <w:sz w:val="28"/>
+          <w:szCs w:val="28"/>
+        </w:rPr>
+        <w:t>:</w:t>
+      </w:r>
+      <w:r>
+        <w:rPr>
+          <w:sz w:val="28"/>
+          <w:szCs w:val="28"/>
+        </w:rPr>
+        <w:t xml:space="preserve"> </w:t>
+      </w:r>
+      <w:r>
+        <w:rPr>
+          <w:sz w:val="28"/>
+          <w:szCs w:val="28"/>
+        </w:rPr>
+        <w:tab/>
+      </w:r>
+      <w:r>
+        <w:rPr>
+          <w:sz w:val="28"/>
+          <w:szCs w:val="28"/>
+        </w:rPr>
+        <w:t>Dzikir Pagi</w:t>
       </w:r>
       <w:r>
         <w:rPr>
@@ -282,7 +371,14 @@
           <w:sz w:val="28"/>
           <w:szCs w:val="28"/>
         </w:rPr>
-        <w:t>.</w:t>
+        <w:t xml:space="preserve">an </w:t>
+      </w:r>
+      <w:r>
+        <w:rPr>
+          <w:sz w:val="28"/>
+          <w:szCs w:val="28"/>
+        </w:rPr>
+        <w:t>Dauroh</w:t>
       </w:r>
     </w:p>
     <w:p>
@@ -292,24 +388,133 @@
           <w:ilvl w:val="0"/>
           <w:numId w:val="1"/>
         </w:numPr>
-        <w:rPr>
-          <w:sz w:val="28"/>
-          <w:szCs w:val="28"/>
-        </w:rPr>
-      </w:pPr>
-      <w:r>
-        <w:rPr>
-          <w:sz w:val="28"/>
-          <w:szCs w:val="28"/>
-        </w:rPr>
-        <w:t xml:space="preserve">an </w:t>
-      </w:r>
-      <w:r>
-        <w:rPr>
-          <w:sz w:val="28"/>
-          <w:szCs w:val="28"/>
-        </w:rPr>
-        <w:t>Dauroh</w:t>
+        <w:tabs>
+          <w:tab w:val="left" w:pos="2552"/>
+          <w:tab w:val="left" w:pos="2835"/>
+        </w:tabs>
+        <w:rPr>
+          <w:sz w:val="28"/>
+          <w:szCs w:val="28"/>
+        </w:rPr>
+      </w:pPr>
+      <w:r>
+        <w:rPr>
+          <w:sz w:val="28"/>
+          <w:szCs w:val="28"/>
+        </w:rPr>
+        <w:t>0</w:t>
+      </w:r>
+      <w:r>
+        <w:rPr>
+          <w:sz w:val="28"/>
+          <w:szCs w:val="28"/>
+        </w:rPr>
+        <w:t>6</w:t>
+      </w:r>
+      <w:r>
+        <w:rPr>
+          <w:sz w:val="28"/>
+          <w:szCs w:val="28"/>
+        </w:rPr>
+        <w:t>.</w:t>
+      </w:r>
+      <w:r>
+        <w:rPr>
+          <w:sz w:val="28"/>
+          <w:szCs w:val="28"/>
+        </w:rPr>
+        <w:t>3</w:t>
+      </w:r>
+      <w:r>
+        <w:rPr>
+          <w:sz w:val="28"/>
+          <w:szCs w:val="28"/>
+        </w:rPr>
+        <w:t>0</w:t>
+      </w:r>
+      <w:r>
+        <w:rPr>
+          <w:sz w:val="28"/>
+          <w:szCs w:val="28"/>
+        </w:rPr>
+        <w:t xml:space="preserve"> – 0</w:t>
+      </w:r>
+      <w:r>
+        <w:rPr>
+          <w:sz w:val="28"/>
+          <w:szCs w:val="28"/>
+        </w:rPr>
+        <w:t>7</w:t>
+      </w:r>
+      <w:r>
+        <w:rPr>
+          <w:sz w:val="28"/>
+          <w:szCs w:val="28"/>
+        </w:rPr>
+        <w:t>.</w:t>
+      </w:r>
+      <w:r>
+        <w:rPr>
+          <w:sz w:val="28"/>
+          <w:szCs w:val="28"/>
+        </w:rPr>
+        <w:t>3</w:t>
+      </w:r>
+      <w:r>
+        <w:rPr>
+          <w:sz w:val="28"/>
+          <w:szCs w:val="28"/>
+        </w:rPr>
+        <w:t xml:space="preserve">0 </w:t>
+      </w:r>
+      <w:r>
+        <w:rPr>
+          <w:sz w:val="28"/>
+          <w:szCs w:val="28"/>
+        </w:rPr>
+        <w:tab/>
+      </w:r>
+      <w:r>
+        <w:rPr>
+          <w:sz w:val="28"/>
+          <w:szCs w:val="28"/>
+        </w:rPr>
+        <w:t xml:space="preserve">: </w:t>
+      </w:r>
+      <w:r>
+        <w:rPr>
+          <w:sz w:val="28"/>
+          <w:szCs w:val="28"/>
+        </w:rPr>
+        <w:tab/>
+      </w:r>
+      <w:r>
+        <w:rPr>
+          <w:sz w:val="28"/>
+          <w:szCs w:val="28"/>
+        </w:rPr>
+        <w:t xml:space="preserve">Haris, </w:t>
+      </w:r>
+      <w:r>
+        <w:rPr>
+          <w:sz w:val="28"/>
+          <w:szCs w:val="28"/>
+        </w:rPr>
+        <w:t>Makan</w:t>
+      </w:r>
+      <w:r>
+        <w:rPr>
+          <w:sz w:val="28"/>
+          <w:szCs w:val="28"/>
+        </w:rPr>
+        <w:t>,</w:t>
+      </w:r>
+      <w:r>
+        <w:rPr>
+          <w:sz w:val="28"/>
+          <w:szCs w:val="28"/>
+        </w:rPr>
+        <w:t xml:space="preserve"> dan Mandi</w:t>
       </w:r>
     </w:p>
     <w:p>
@@ -319,15 +524,20 @@
           <w:ilvl w:val="0"/>
           <w:numId w:val="1"/>
         </w:numPr>
-        <w:rPr>
-          <w:sz w:val="28"/>
-          <w:szCs w:val="28"/>
-        </w:rPr>
-      </w:pPr>
-      <w:r>
-        <w:rPr>
-          <w:sz w:val="28"/>
-          <w:szCs w:val="28"/>
+        <w:tabs>
+          <w:tab w:val="left" w:pos="2552"/>
+          <w:tab w:val="left" w:pos="2835"/>
+        </w:tabs>
+        <w:rPr>
+          <w:sz w:val="28"/>
+          <w:szCs w:val="28"/>
+        </w:rPr>
+      </w:pPr>
+      <w:r>
+        <w:rPr>
+          <w:sz w:val="28"/>
+          <w:szCs w:val="28"/>
+          <w:highlight w:val="yellow"/>
         </w:rPr>
         <w:t>0</w:t>
       </w:r>
@@ -335,13 +545,15 @@
         <w:rPr>
           <w:sz w:val="28"/>
           <w:szCs w:val="28"/>
-        </w:rPr>
-        <w:t>6</w:t>
-      </w:r>
-      <w:r>
-        <w:rPr>
-          <w:sz w:val="28"/>
-          <w:szCs w:val="28"/>
+          <w:highlight w:val="yellow"/>
+        </w:rPr>
+        <w:t>7</w:t>
+      </w:r>
+      <w:r>
+        <w:rPr>
+          <w:sz w:val="28"/>
+          <w:szCs w:val="28"/>
+          <w:highlight w:val="yellow"/>
         </w:rPr>
         <w:t>.</w:t>
       </w:r>
@@ -349,6 +561,7 @@
         <w:rPr>
           <w:sz w:val="28"/>
           <w:szCs w:val="28"/>
+          <w:highlight w:val="yellow"/>
         </w:rPr>
         <w:t>3</w:t>
       </w:r>
@@ -356,6 +569,31 @@
         <w:rPr>
           <w:sz w:val="28"/>
           <w:szCs w:val="28"/>
+          <w:highlight w:val="yellow"/>
+        </w:rPr>
+        <w:t xml:space="preserve">0 </w:t>
+      </w:r>
+      <w:r>
+        <w:rPr>
+          <w:sz w:val="28"/>
+          <w:szCs w:val="28"/>
+          <w:highlight w:val="yellow"/>
+        </w:rPr>
+        <w:t>–</w:t>
+      </w:r>
+      <w:r>
+        <w:rPr>
+          <w:sz w:val="28"/>
+          <w:szCs w:val="28"/>
+          <w:highlight w:val="yellow"/>
+        </w:rPr>
+        <w:t xml:space="preserve"> </w:t>
+      </w:r>
+      <w:r>
+        <w:rPr>
+          <w:sz w:val="28"/>
+          <w:szCs w:val="28"/>
+          <w:highlight w:val="yellow"/>
         </w:rPr>
         <w:t>0</w:t>
       </w:r>
@@ -363,20 +601,15 @@
         <w:rPr>
           <w:sz w:val="28"/>
           <w:szCs w:val="28"/>
-        </w:rPr>
-        <w:t xml:space="preserve"> – 0</w:t>
-      </w:r>
-      <w:r>
-        <w:rPr>
-          <w:sz w:val="28"/>
-          <w:szCs w:val="28"/>
-        </w:rPr>
-        <w:t>7</w:t>
-      </w:r>
-      <w:r>
-        <w:rPr>
-          <w:sz w:val="28"/>
-          <w:szCs w:val="28"/>
+          <w:highlight w:val="yellow"/>
+        </w:rPr>
+        <w:t>8</w:t>
+      </w:r>
+      <w:r>
+        <w:rPr>
+          <w:sz w:val="28"/>
+          <w:szCs w:val="28"/>
+          <w:highlight w:val="yellow"/>
         </w:rPr>
         <w:t>.</w:t>
       </w:r>
@@ -384,6 +617,7 @@
         <w:rPr>
           <w:sz w:val="28"/>
           <w:szCs w:val="28"/>
+          <w:highlight w:val="yellow"/>
         </w:rPr>
         <w:t>3</w:t>
       </w:r>
@@ -391,36 +625,44 @@
         <w:rPr>
           <w:sz w:val="28"/>
           <w:szCs w:val="28"/>
-        </w:rPr>
-        <w:t xml:space="preserve">0 : </w:t>
-      </w:r>
-      <w:r>
-        <w:rPr>
-          <w:sz w:val="28"/>
-          <w:szCs w:val="28"/>
-        </w:rPr>
-        <w:t xml:space="preserve">Haris, </w:t>
-      </w:r>
-      <w:r>
-        <w:rPr>
-          <w:sz w:val="28"/>
-          <w:szCs w:val="28"/>
-        </w:rPr>
-        <w:t>Makan</w:t>
-      </w:r>
-      <w:r>
-        <w:rPr>
-          <w:sz w:val="28"/>
-          <w:szCs w:val="28"/>
-        </w:rPr>
-        <w:t>,</w:t>
-      </w:r>
-      <w:r>
-        <w:rPr>
-          <w:sz w:val="28"/>
-          <w:szCs w:val="28"/>
-        </w:rPr>
-        <w:t xml:space="preserve"> dan Mandi</w:t>
+          <w:highlight w:val="yellow"/>
+        </w:rPr>
+        <w:t>0</w:t>
+      </w:r>
+      <w:r>
+        <w:rPr>
+          <w:sz w:val="28"/>
+          <w:szCs w:val="28"/>
+        </w:rPr>
+        <w:t xml:space="preserve"> </w:t>
+      </w:r>
+      <w:r>
+        <w:rPr>
+          <w:sz w:val="28"/>
+          <w:szCs w:val="28"/>
+        </w:rPr>
+        <w:tab/>
+      </w:r>
+      <w:r>
+        <w:rPr>
+          <w:sz w:val="28"/>
+          <w:szCs w:val="28"/>
+        </w:rPr>
+        <w:t xml:space="preserve">: </w:t>
+      </w:r>
+      <w:r>
+        <w:rPr>
+          <w:sz w:val="28"/>
+          <w:szCs w:val="28"/>
+        </w:rPr>
+        <w:tab/>
+      </w:r>
+      <w:r>
+        <w:rPr>
+          <w:sz w:val="28"/>
+          <w:szCs w:val="28"/>
+        </w:rPr>
+        <w:t>Dauroh</w:t>
       </w:r>
     </w:p>
     <w:p>
@@ -430,16 +672,19 @@
           <w:ilvl w:val="0"/>
           <w:numId w:val="1"/>
         </w:numPr>
-        <w:rPr>
-          <w:sz w:val="28"/>
-          <w:szCs w:val="28"/>
-        </w:rPr>
-      </w:pPr>
-      <w:r>
-        <w:rPr>
-          <w:sz w:val="28"/>
-          <w:szCs w:val="28"/>
-          <w:highlight w:val="red"/>
+        <w:tabs>
+          <w:tab w:val="left" w:pos="2552"/>
+          <w:tab w:val="left" w:pos="2835"/>
+        </w:tabs>
+        <w:rPr>
+          <w:sz w:val="28"/>
+          <w:szCs w:val="28"/>
+        </w:rPr>
+      </w:pPr>
+      <w:r>
+        <w:rPr>
+          <w:sz w:val="28"/>
+          <w:szCs w:val="28"/>
         </w:rPr>
         <w:t>0</w:t>
       </w:r>
@@ -447,15 +692,13 @@
         <w:rPr>
           <w:sz w:val="28"/>
           <w:szCs w:val="28"/>
-          <w:highlight w:val="red"/>
-        </w:rPr>
-        <w:t>7</w:t>
-      </w:r>
-      <w:r>
-        <w:rPr>
-          <w:sz w:val="28"/>
-          <w:szCs w:val="28"/>
-          <w:highlight w:val="red"/>
+        </w:rPr>
+        <w:t>8</w:t>
+      </w:r>
+      <w:r>
+        <w:rPr>
+          <w:sz w:val="28"/>
+          <w:szCs w:val="28"/>
         </w:rPr>
         <w:t>.</w:t>
       </w:r>
@@ -463,7 +706,6 @@
         <w:rPr>
           <w:sz w:val="28"/>
           <w:szCs w:val="28"/>
-          <w:highlight w:val="red"/>
         </w:rPr>
         <w:t>3</w:t>
       </w:r>
@@ -471,7 +713,20 @@
         <w:rPr>
           <w:sz w:val="28"/>
           <w:szCs w:val="28"/>
-          <w:highlight w:val="red"/>
+        </w:rPr>
+        <w:t>0 – 09.</w:t>
+      </w:r>
+      <w:r>
+        <w:rPr>
+          <w:sz w:val="28"/>
+          <w:szCs w:val="28"/>
+        </w:rPr>
+        <w:t>0</w:t>
+      </w:r>
+      <w:r>
+        <w:rPr>
+          <w:sz w:val="28"/>
+          <w:szCs w:val="28"/>
         </w:rPr>
         <w:t xml:space="preserve">0 </w:t>
       </w:r>
@@ -479,71 +734,29 @@
         <w:rPr>
           <w:sz w:val="28"/>
           <w:szCs w:val="28"/>
-          <w:highlight w:val="red"/>
-        </w:rPr>
-        <w:t>–</w:t>
-      </w:r>
-      <w:r>
-        <w:rPr>
-          <w:sz w:val="28"/>
-          <w:szCs w:val="28"/>
-          <w:highlight w:val="red"/>
-        </w:rPr>
-        <w:t xml:space="preserve"> </w:t>
-      </w:r>
-      <w:r>
-        <w:rPr>
-          <w:sz w:val="28"/>
-          <w:szCs w:val="28"/>
-          <w:highlight w:val="red"/>
-        </w:rPr>
-        <w:t>0</w:t>
-      </w:r>
-      <w:r>
-        <w:rPr>
-          <w:sz w:val="28"/>
-          <w:szCs w:val="28"/>
-          <w:highlight w:val="red"/>
-        </w:rPr>
-        <w:t>8</w:t>
-      </w:r>
-      <w:r>
-        <w:rPr>
-          <w:sz w:val="28"/>
-          <w:szCs w:val="28"/>
-          <w:highlight w:val="red"/>
-        </w:rPr>
-        <w:t>.</w:t>
-      </w:r>
-      <w:r>
-        <w:rPr>
-          <w:sz w:val="28"/>
-          <w:szCs w:val="28"/>
-          <w:highlight w:val="red"/>
-        </w:rPr>
-        <w:t>3</w:t>
-      </w:r>
-      <w:r>
-        <w:rPr>
-          <w:sz w:val="28"/>
-          <w:szCs w:val="28"/>
-          <w:highlight w:val="red"/>
-        </w:rPr>
-        <w:t>0</w:t>
-      </w:r>
-      <w:r>
-        <w:rPr>
-          <w:sz w:val="28"/>
-          <w:szCs w:val="28"/>
-        </w:rPr>
-        <w:t xml:space="preserve"> : </w:t>
-      </w:r>
-      <w:r>
-        <w:rPr>
-          <w:sz w:val="28"/>
-          <w:szCs w:val="28"/>
-        </w:rPr>
-        <w:t>Dauroh</w:t>
+        </w:rPr>
+        <w:tab/>
+      </w:r>
+      <w:r>
+        <w:rPr>
+          <w:sz w:val="28"/>
+          <w:szCs w:val="28"/>
+        </w:rPr>
+        <w:t xml:space="preserve">: </w:t>
+      </w:r>
+      <w:r>
+        <w:rPr>
+          <w:sz w:val="28"/>
+          <w:szCs w:val="28"/>
+        </w:rPr>
+        <w:tab/>
+      </w:r>
+      <w:r>
+        <w:rPr>
+          <w:sz w:val="28"/>
+          <w:szCs w:val="28"/>
+        </w:rPr>
+        <w:t>Istirahat</w:t>
       </w:r>
     </w:p>
     <w:p>
@@ -553,15 +766,28 @@
           <w:ilvl w:val="0"/>
           <w:numId w:val="1"/>
         </w:numPr>
-        <w:rPr>
-          <w:sz w:val="28"/>
-          <w:szCs w:val="28"/>
-        </w:rPr>
-      </w:pPr>
-      <w:r>
-        <w:rPr>
-          <w:sz w:val="28"/>
-          <w:szCs w:val="28"/>
+        <w:tabs>
+          <w:tab w:val="left" w:pos="2552"/>
+          <w:tab w:val="left" w:pos="2835"/>
+        </w:tabs>
+        <w:rPr>
+          <w:sz w:val="28"/>
+          <w:szCs w:val="28"/>
+        </w:rPr>
+      </w:pPr>
+      <w:r>
+        <w:rPr>
+          <w:sz w:val="28"/>
+          <w:szCs w:val="28"/>
+          <w:highlight w:val="yellow"/>
+        </w:rPr>
+        <w:t>09.</w:t>
+      </w:r>
+      <w:r>
+        <w:rPr>
+          <w:sz w:val="28"/>
+          <w:szCs w:val="28"/>
+          <w:highlight w:val="yellow"/>
         </w:rPr>
         <w:t>0</w:t>
       </w:r>
@@ -569,34 +795,7 @@
         <w:rPr>
           <w:sz w:val="28"/>
           <w:szCs w:val="28"/>
-        </w:rPr>
-        <w:t>8</w:t>
-      </w:r>
-      <w:r>
-        <w:rPr>
-          <w:sz w:val="28"/>
-          <w:szCs w:val="28"/>
-        </w:rPr>
-        <w:t>.</w:t>
-      </w:r>
-      <w:r>
-        <w:rPr>
-          <w:sz w:val="28"/>
-          <w:szCs w:val="28"/>
-        </w:rPr>
-        <w:t>3</w:t>
-      </w:r>
-      <w:r>
-        <w:rPr>
-          <w:sz w:val="28"/>
-          <w:szCs w:val="28"/>
-        </w:rPr>
-        <w:t>0 – 09.</w:t>
-      </w:r>
-      <w:r>
-        <w:rPr>
-          <w:sz w:val="28"/>
-          <w:szCs w:val="28"/>
+          <w:highlight w:val="yellow"/>
         </w:rPr>
         <w:t>0</w:t>
       </w:r>
@@ -604,8 +803,61 @@
         <w:rPr>
           <w:sz w:val="28"/>
           <w:szCs w:val="28"/>
-        </w:rPr>
-        <w:t>0 : Istirahat</w:t>
+          <w:highlight w:val="yellow"/>
+        </w:rPr>
+        <w:t xml:space="preserve"> – 1</w:t>
+      </w:r>
+      <w:r>
+        <w:rPr>
+          <w:sz w:val="28"/>
+          <w:szCs w:val="28"/>
+          <w:highlight w:val="yellow"/>
+        </w:rPr>
+        <w:t>0</w:t>
+      </w:r>
+      <w:r>
+        <w:rPr>
+          <w:sz w:val="28"/>
+          <w:szCs w:val="28"/>
+          <w:highlight w:val="yellow"/>
+          <w:lang w:val="id-ID"/>
+        </w:rPr>
+        <w:t>.00</w:t>
+      </w:r>
+      <w:r>
+        <w:rPr>
+          <w:sz w:val="28"/>
+          <w:szCs w:val="28"/>
+        </w:rPr>
+        <w:t xml:space="preserve"> </w:t>
+      </w:r>
+      <w:r>
+        <w:rPr>
+          <w:sz w:val="28"/>
+          <w:szCs w:val="28"/>
+        </w:rPr>
+        <w:tab/>
+      </w:r>
+      <w:r>
+        <w:rPr>
+          <w:sz w:val="28"/>
+          <w:szCs w:val="28"/>
+        </w:rPr>
+        <w:t xml:space="preserve">: </w:t>
+      </w:r>
+      <w:r>
+        <w:rPr>
+          <w:sz w:val="28"/>
+          <w:szCs w:val="28"/>
+        </w:rPr>
+        <w:tab/>
+      </w:r>
+      <w:r>
+        <w:rPr>
+          <w:sz w:val="28"/>
+          <w:szCs w:val="28"/>
+        </w:rPr>
+        <w:t>Dauroh</w:t>
       </w:r>
     </w:p>
     <w:p>
@@ -615,24 +867,26 @@
           <w:ilvl w:val="0"/>
           <w:numId w:val="1"/>
         </w:numPr>
-        <w:rPr>
-          <w:sz w:val="28"/>
-          <w:szCs w:val="28"/>
-        </w:rPr>
-      </w:pPr>
-      <w:r>
-        <w:rPr>
-          <w:sz w:val="28"/>
-          <w:szCs w:val="28"/>
-          <w:highlight w:val="red"/>
-        </w:rPr>
-        <w:t>09.</w:t>
-      </w:r>
-      <w:r>
-        <w:rPr>
-          <w:sz w:val="28"/>
-          <w:szCs w:val="28"/>
-          <w:highlight w:val="red"/>
+        <w:tabs>
+          <w:tab w:val="left" w:pos="2552"/>
+          <w:tab w:val="left" w:pos="2835"/>
+        </w:tabs>
+        <w:rPr>
+          <w:sz w:val="28"/>
+          <w:szCs w:val="28"/>
+        </w:rPr>
+      </w:pPr>
+      <w:r>
+        <w:rPr>
+          <w:sz w:val="28"/>
+          <w:szCs w:val="28"/>
+        </w:rPr>
+        <w:t>1</w:t>
+      </w:r>
+      <w:r>
+        <w:rPr>
+          <w:sz w:val="28"/>
+          <w:szCs w:val="28"/>
         </w:rPr>
         <w:t>0</w:t>
       </w:r>
@@ -640,7 +894,21 @@
         <w:rPr>
           <w:sz w:val="28"/>
           <w:szCs w:val="28"/>
-          <w:highlight w:val="red"/>
+          <w:lang w:val="id-ID"/>
+        </w:rPr>
+        <w:t>.00</w:t>
+      </w:r>
+      <w:r>
+        <w:rPr>
+          <w:sz w:val="28"/>
+          <w:szCs w:val="28"/>
+        </w:rPr>
+        <w:t xml:space="preserve"> – 1</w:t>
+      </w:r>
+      <w:r>
+        <w:rPr>
+          <w:sz w:val="28"/>
+          <w:szCs w:val="28"/>
         </w:rPr>
         <w:t>0</w:t>
       </w:r>
@@ -648,40 +916,50 @@
         <w:rPr>
           <w:sz w:val="28"/>
           <w:szCs w:val="28"/>
-          <w:highlight w:val="red"/>
-        </w:rPr>
-        <w:t xml:space="preserve"> – 1</w:t>
-      </w:r>
-      <w:r>
-        <w:rPr>
-          <w:sz w:val="28"/>
-          <w:szCs w:val="28"/>
-          <w:highlight w:val="red"/>
-        </w:rPr>
-        <w:t>0</w:t>
-      </w:r>
-      <w:r>
-        <w:rPr>
-          <w:sz w:val="28"/>
-          <w:szCs w:val="28"/>
-          <w:highlight w:val="red"/>
-          <w:lang w:val="id-ID"/>
-        </w:rPr>
-        <w:t>.00</w:t>
-      </w:r>
-      <w:r>
-        <w:rPr>
-          <w:sz w:val="28"/>
-          <w:szCs w:val="28"/>
-        </w:rPr>
-        <w:t xml:space="preserve"> : </w:t>
-      </w:r>
-      <w:r>
-        <w:rPr>
-          <w:sz w:val="28"/>
-          <w:szCs w:val="28"/>
-        </w:rPr>
-        <w:t>Dauroh</w:t>
+        </w:rPr>
+        <w:t>.</w:t>
+      </w:r>
+      <w:r>
+        <w:rPr>
+          <w:sz w:val="28"/>
+          <w:szCs w:val="28"/>
+        </w:rPr>
+        <w:t>3</w:t>
+      </w:r>
+      <w:r>
+        <w:rPr>
+          <w:sz w:val="28"/>
+          <w:szCs w:val="28"/>
+        </w:rPr>
+        <w:t xml:space="preserve">0 </w:t>
+      </w:r>
+      <w:r>
+        <w:rPr>
+          <w:sz w:val="28"/>
+          <w:szCs w:val="28"/>
+        </w:rPr>
+        <w:tab/>
+      </w:r>
+      <w:r>
+        <w:rPr>
+          <w:sz w:val="28"/>
+          <w:szCs w:val="28"/>
+        </w:rPr>
+        <w:t xml:space="preserve">: </w:t>
+      </w:r>
+      <w:r>
+        <w:rPr>
+          <w:sz w:val="28"/>
+          <w:szCs w:val="28"/>
+        </w:rPr>
+        <w:tab/>
+      </w:r>
+      <w:r>
+        <w:rPr>
+          <w:sz w:val="28"/>
+          <w:szCs w:val="28"/>
+        </w:rPr>
+        <w:t>Istirahat</w:t>
       </w:r>
     </w:p>
     <w:p>
@@ -691,74 +969,57 @@
           <w:ilvl w:val="0"/>
           <w:numId w:val="1"/>
         </w:numPr>
-        <w:rPr>
-          <w:sz w:val="28"/>
-          <w:szCs w:val="28"/>
-        </w:rPr>
-      </w:pPr>
-      <w:r>
-        <w:rPr>
-          <w:sz w:val="28"/>
-          <w:szCs w:val="28"/>
-        </w:rPr>
-        <w:t>1</w:t>
-      </w:r>
-      <w:r>
-        <w:rPr>
-          <w:sz w:val="28"/>
-          <w:szCs w:val="28"/>
-        </w:rPr>
-        <w:t>0</w:t>
-      </w:r>
-      <w:r>
-        <w:rPr>
-          <w:sz w:val="28"/>
-          <w:szCs w:val="28"/>
-          <w:lang w:val="id-ID"/>
-        </w:rPr>
-        <w:t>.00</w:t>
-      </w:r>
-      <w:r>
-        <w:rPr>
-          <w:sz w:val="28"/>
-          <w:szCs w:val="28"/>
-        </w:rPr>
-        <w:t xml:space="preserve"> – 1</w:t>
-      </w:r>
-      <w:r>
-        <w:rPr>
-          <w:sz w:val="28"/>
-          <w:szCs w:val="28"/>
-        </w:rPr>
-        <w:t>0</w:t>
-      </w:r>
-      <w:r>
-        <w:rPr>
-          <w:sz w:val="28"/>
-          <w:szCs w:val="28"/>
-        </w:rPr>
-        <w:t>.</w:t>
-      </w:r>
-      <w:r>
-        <w:rPr>
-          <w:sz w:val="28"/>
-          <w:szCs w:val="28"/>
-        </w:rPr>
-        <w:t>3</w:t>
-      </w:r>
-      <w:r>
-        <w:rPr>
-          <w:sz w:val="28"/>
-          <w:szCs w:val="28"/>
-        </w:rPr>
-        <w:t xml:space="preserve">0 : </w:t>
-      </w:r>
-      <w:r>
-        <w:rPr>
-          <w:sz w:val="28"/>
-          <w:szCs w:val="28"/>
-        </w:rPr>
-        <w:t>Istirahat</w:t>
+        <w:tabs>
+          <w:tab w:val="left" w:pos="2552"/>
+          <w:tab w:val="left" w:pos="2835"/>
+        </w:tabs>
+        <w:rPr>
+          <w:sz w:val="28"/>
+          <w:szCs w:val="28"/>
+        </w:rPr>
+      </w:pPr>
+      <w:r>
+        <w:rPr>
+          <w:sz w:val="28"/>
+          <w:szCs w:val="28"/>
+          <w:highlight w:val="yellow"/>
+        </w:rPr>
+        <w:t>10.30 – 11.30</w:t>
+      </w:r>
+      <w:r>
+        <w:rPr>
+          <w:sz w:val="28"/>
+          <w:szCs w:val="28"/>
+        </w:rPr>
+        <w:t xml:space="preserve"> </w:t>
+      </w:r>
+      <w:r>
+        <w:rPr>
+          <w:sz w:val="28"/>
+          <w:szCs w:val="28"/>
+        </w:rPr>
+        <w:tab/>
+      </w:r>
+      <w:r>
+        <w:rPr>
+          <w:sz w:val="28"/>
+          <w:szCs w:val="28"/>
+        </w:rPr>
+        <w:t xml:space="preserve">: </w:t>
+      </w:r>
+      <w:r>
+        <w:rPr>
+          <w:sz w:val="28"/>
+          <w:szCs w:val="28"/>
+        </w:rPr>
+        <w:tab/>
+      </w:r>
+      <w:r>
+        <w:rPr>
+          <w:sz w:val="28"/>
+          <w:szCs w:val="28"/>
+        </w:rPr>
+        <w:t>Dauroh</w:t>
       </w:r>
     </w:p>
     <w:p>
@@ -768,25 +1029,49 @@
           <w:ilvl w:val="0"/>
           <w:numId w:val="1"/>
         </w:numPr>
-        <w:rPr>
-          <w:sz w:val="28"/>
-          <w:szCs w:val="28"/>
-        </w:rPr>
-      </w:pPr>
-      <w:r>
-        <w:rPr>
-          <w:sz w:val="28"/>
-          <w:szCs w:val="28"/>
-          <w:highlight w:val="red"/>
-        </w:rPr>
-        <w:t>10.30 – 11.30</w:t>
-      </w:r>
-      <w:r>
-        <w:rPr>
-          <w:sz w:val="28"/>
-          <w:szCs w:val="28"/>
-        </w:rPr>
-        <w:t xml:space="preserve"> : Dauroh</w:t>
+        <w:tabs>
+          <w:tab w:val="left" w:pos="2552"/>
+          <w:tab w:val="left" w:pos="2835"/>
+        </w:tabs>
+        <w:rPr>
+          <w:sz w:val="28"/>
+          <w:szCs w:val="28"/>
+        </w:rPr>
+      </w:pPr>
+      <w:r>
+        <w:rPr>
+          <w:sz w:val="28"/>
+          <w:szCs w:val="28"/>
+        </w:rPr>
+        <w:t xml:space="preserve">11.30 – 12.00 </w:t>
+      </w:r>
+      <w:r>
+        <w:rPr>
+          <w:sz w:val="28"/>
+          <w:szCs w:val="28"/>
+        </w:rPr>
+        <w:tab/>
+      </w:r>
+      <w:r>
+        <w:rPr>
+          <w:sz w:val="28"/>
+          <w:szCs w:val="28"/>
+        </w:rPr>
+        <w:t xml:space="preserve">: </w:t>
+      </w:r>
+      <w:r>
+        <w:rPr>
+          <w:sz w:val="28"/>
+          <w:szCs w:val="28"/>
+        </w:rPr>
+        <w:tab/>
+      </w:r>
+      <w:r>
+        <w:rPr>
+          <w:sz w:val="28"/>
+          <w:szCs w:val="28"/>
+        </w:rPr>
+        <w:t>Makan</w:t>
       </w:r>
     </w:p>
     <w:p>
@@ -796,17 +1081,57 @@
           <w:ilvl w:val="0"/>
           <w:numId w:val="1"/>
         </w:numPr>
-        <w:rPr>
-          <w:sz w:val="28"/>
-          <w:szCs w:val="28"/>
-        </w:rPr>
-      </w:pPr>
-      <w:r>
-        <w:rPr>
-          <w:sz w:val="28"/>
-          <w:szCs w:val="28"/>
-        </w:rPr>
-        <w:t>11.30 – 12.00 : Makan</w:t>
+        <w:tabs>
+          <w:tab w:val="left" w:pos="2552"/>
+          <w:tab w:val="left" w:pos="2835"/>
+        </w:tabs>
+        <w:rPr>
+          <w:sz w:val="28"/>
+          <w:szCs w:val="28"/>
+        </w:rPr>
+      </w:pPr>
+      <w:r>
+        <w:rPr>
+          <w:sz w:val="28"/>
+          <w:szCs w:val="28"/>
+          <w:highlight w:val="green"/>
+        </w:rPr>
+        <w:t>Dzuhur – 13.45</w:t>
+      </w:r>
+      <w:r>
+        <w:rPr>
+          <w:sz w:val="28"/>
+          <w:szCs w:val="28"/>
+        </w:rPr>
+        <w:t xml:space="preserve"> </w:t>
+      </w:r>
+      <w:r>
+        <w:rPr>
+          <w:sz w:val="28"/>
+          <w:szCs w:val="28"/>
+        </w:rPr>
+        <w:tab/>
+      </w:r>
+      <w:r>
+        <w:rPr>
+          <w:sz w:val="28"/>
+          <w:szCs w:val="28"/>
+        </w:rPr>
+        <w:t xml:space="preserve">: </w:t>
+      </w:r>
+      <w:r>
+        <w:rPr>
+          <w:sz w:val="28"/>
+          <w:szCs w:val="28"/>
+        </w:rPr>
+        <w:tab/>
+      </w:r>
+      <w:r>
+        <w:rPr>
+          <w:sz w:val="28"/>
+          <w:szCs w:val="28"/>
+        </w:rPr>
+        <w:t>Murojaah</w:t>
       </w:r>
     </w:p>
     <w:p>
@@ -816,18 +1141,21 @@
           <w:ilvl w:val="0"/>
           <w:numId w:val="1"/>
         </w:numPr>
-        <w:rPr>
-          <w:sz w:val="28"/>
-          <w:szCs w:val="28"/>
-        </w:rPr>
-      </w:pPr>
-      <w:r>
-        <w:rPr>
-          <w:sz w:val="28"/>
-          <w:szCs w:val="28"/>
-          <w:highlight w:val="green"/>
-        </w:rPr>
-        <w:t>Dzuhur – 13.45</w:t>
+        <w:tabs>
+          <w:tab w:val="left" w:pos="2552"/>
+          <w:tab w:val="left" w:pos="2835"/>
+        </w:tabs>
+        <w:rPr>
+          <w:sz w:val="28"/>
+          <w:szCs w:val="28"/>
+        </w:rPr>
+      </w:pPr>
+      <w:r>
+        <w:rPr>
+          <w:sz w:val="28"/>
+          <w:szCs w:val="28"/>
+        </w:rPr>
+        <w:t>Dzuhur –</w:t>
       </w:r>
       <w:r>
         <w:rPr>
@@ -841,7 +1169,42 @@
           <w:sz w:val="28"/>
           <w:szCs w:val="28"/>
         </w:rPr>
-        <w:t>: Murojaah</w:t>
+        <w:t xml:space="preserve">Ashar </w:t>
+      </w:r>
+      <w:r>
+        <w:rPr>
+          <w:sz w:val="28"/>
+          <w:szCs w:val="28"/>
+        </w:rPr>
+        <w:tab/>
+      </w:r>
+      <w:r>
+        <w:rPr>
+          <w:sz w:val="28"/>
+          <w:szCs w:val="28"/>
+        </w:rPr>
+        <w:t xml:space="preserve">: </w:t>
+      </w:r>
+      <w:r>
+        <w:rPr>
+          <w:sz w:val="28"/>
+          <w:szCs w:val="28"/>
+        </w:rPr>
+        <w:tab/>
+      </w:r>
+      <w:r>
+        <w:rPr>
+          <w:sz w:val="28"/>
+          <w:szCs w:val="28"/>
+        </w:rPr>
+        <w:t>Istirahat</w:t>
+      </w:r>
+      <w:r>
+        <w:rPr>
+          <w:sz w:val="28"/>
+          <w:szCs w:val="28"/>
+        </w:rPr>
+        <w:t xml:space="preserve"> dan Cucian</w:t>
       </w:r>
     </w:p>
     <w:p>
@@ -851,17 +1214,47 @@
           <w:ilvl w:val="0"/>
           <w:numId w:val="1"/>
         </w:numPr>
-        <w:rPr>
-          <w:sz w:val="28"/>
-          <w:szCs w:val="28"/>
-        </w:rPr>
-      </w:pPr>
-      <w:r>
-        <w:rPr>
-          <w:sz w:val="28"/>
-          <w:szCs w:val="28"/>
-        </w:rPr>
-        <w:t>Dzuhur –</w:t>
+        <w:tabs>
+          <w:tab w:val="left" w:pos="2552"/>
+          <w:tab w:val="left" w:pos="2835"/>
+        </w:tabs>
+        <w:rPr>
+          <w:sz w:val="28"/>
+          <w:szCs w:val="28"/>
+        </w:rPr>
+      </w:pPr>
+      <w:r>
+        <w:rPr>
+          <w:sz w:val="28"/>
+          <w:szCs w:val="28"/>
+          <w:highlight w:val="yellow"/>
+        </w:rPr>
+        <w:t>Ashar – 1</w:t>
+      </w:r>
+      <w:r>
+        <w:rPr>
+          <w:sz w:val="28"/>
+          <w:szCs w:val="28"/>
+          <w:highlight w:val="yellow"/>
+          <w:lang w:val="id-ID"/>
+        </w:rPr>
+        <w:t>7.</w:t>
+      </w:r>
+      <w:r>
+        <w:rPr>
+          <w:sz w:val="28"/>
+          <w:szCs w:val="28"/>
+          <w:highlight w:val="yellow"/>
+        </w:rPr>
+        <w:t>0</w:t>
+      </w:r>
+      <w:r>
+        <w:rPr>
+          <w:sz w:val="28"/>
+          <w:szCs w:val="28"/>
+          <w:highlight w:val="yellow"/>
+        </w:rPr>
+        <w:t>0</w:t>
       </w:r>
       <w:r>
         <w:rPr>
@@ -875,14 +1268,28 @@
           <w:sz w:val="28"/>
           <w:szCs w:val="28"/>
         </w:rPr>
-        <w:t>Ashar : Istirahat</w:t>
-      </w:r>
-      <w:r>
-        <w:rPr>
-          <w:sz w:val="28"/>
-          <w:szCs w:val="28"/>
-        </w:rPr>
-        <w:t xml:space="preserve"> dan Cucian</w:t>
+        <w:tab/>
+      </w:r>
+      <w:r>
+        <w:rPr>
+          <w:sz w:val="28"/>
+          <w:szCs w:val="28"/>
+        </w:rPr>
+        <w:t xml:space="preserve">: </w:t>
+      </w:r>
+      <w:r>
+        <w:rPr>
+          <w:sz w:val="28"/>
+          <w:szCs w:val="28"/>
+        </w:rPr>
+        <w:tab/>
+      </w:r>
+      <w:r>
+        <w:rPr>
+          <w:sz w:val="28"/>
+          <w:szCs w:val="28"/>
+        </w:rPr>
+        <w:t>Dauroh</w:t>
       </w:r>
     </w:p>
     <w:p>
@@ -892,24 +1299,26 @@
           <w:ilvl w:val="0"/>
           <w:numId w:val="1"/>
         </w:numPr>
-        <w:rPr>
-          <w:sz w:val="28"/>
-          <w:szCs w:val="28"/>
-        </w:rPr>
-      </w:pPr>
-      <w:r>
-        <w:rPr>
-          <w:sz w:val="28"/>
-          <w:szCs w:val="28"/>
-          <w:highlight w:val="red"/>
-        </w:rPr>
-        <w:t>Ashar – 1</w:t>
-      </w:r>
-      <w:r>
-        <w:rPr>
-          <w:sz w:val="28"/>
-          <w:szCs w:val="28"/>
-          <w:highlight w:val="red"/>
+        <w:tabs>
+          <w:tab w:val="left" w:pos="2552"/>
+          <w:tab w:val="left" w:pos="2835"/>
+        </w:tabs>
+        <w:rPr>
+          <w:sz w:val="28"/>
+          <w:szCs w:val="28"/>
+        </w:rPr>
+      </w:pPr>
+      <w:r>
+        <w:rPr>
+          <w:sz w:val="28"/>
+          <w:szCs w:val="28"/>
+        </w:rPr>
+        <w:t>1</w:t>
+      </w:r>
+      <w:r>
+        <w:rPr>
+          <w:sz w:val="28"/>
+          <w:szCs w:val="28"/>
           <w:lang w:val="id-ID"/>
         </w:rPr>
         <w:t>7.</w:t>
@@ -918,7 +1327,6 @@
         <w:rPr>
           <w:sz w:val="28"/>
           <w:szCs w:val="28"/>
-          <w:highlight w:val="red"/>
         </w:rPr>
         <w:t>0</w:t>
       </w:r>
@@ -926,7 +1334,21 @@
         <w:rPr>
           <w:sz w:val="28"/>
           <w:szCs w:val="28"/>
-          <w:highlight w:val="red"/>
+        </w:rPr>
+        <w:t>0 – 18.</w:t>
+      </w:r>
+      <w:r>
+        <w:rPr>
+          <w:sz w:val="28"/>
+          <w:szCs w:val="28"/>
+          <w:lang w:val="id-ID"/>
+        </w:rPr>
+        <w:t>3</w:t>
+      </w:r>
+      <w:r>
+        <w:rPr>
+          <w:sz w:val="28"/>
+          <w:szCs w:val="28"/>
         </w:rPr>
         <w:t>0</w:t>
       </w:r>
@@ -935,14 +1357,42 @@
           <w:sz w:val="28"/>
           <w:szCs w:val="28"/>
         </w:rPr>
-        <w:t xml:space="preserve"> : </w:t>
-      </w:r>
-      <w:r>
-        <w:rPr>
-          <w:sz w:val="28"/>
-          <w:szCs w:val="28"/>
-        </w:rPr>
-        <w:t>Dauroh</w:t>
+        <w:t xml:space="preserve"> </w:t>
+      </w:r>
+      <w:r>
+        <w:rPr>
+          <w:sz w:val="28"/>
+          <w:szCs w:val="28"/>
+        </w:rPr>
+        <w:tab/>
+      </w:r>
+      <w:r>
+        <w:rPr>
+          <w:sz w:val="28"/>
+          <w:szCs w:val="28"/>
+        </w:rPr>
+        <w:t xml:space="preserve">: </w:t>
+      </w:r>
+      <w:r>
+        <w:rPr>
+          <w:sz w:val="28"/>
+          <w:szCs w:val="28"/>
+        </w:rPr>
+        <w:tab/>
+      </w:r>
+      <w:r>
+        <w:rPr>
+          <w:sz w:val="28"/>
+          <w:szCs w:val="28"/>
+        </w:rPr>
+        <w:t xml:space="preserve">Haris dan </w:t>
+      </w:r>
+      <w:r>
+        <w:rPr>
+          <w:sz w:val="28"/>
+          <w:szCs w:val="28"/>
+        </w:rPr>
+        <w:t>McK</w:t>
       </w:r>
     </w:p>
     <w:p>
@@ -952,75 +1402,70 @@
           <w:ilvl w:val="0"/>
           <w:numId w:val="1"/>
         </w:numPr>
-        <w:rPr>
-          <w:sz w:val="28"/>
-          <w:szCs w:val="28"/>
-        </w:rPr>
-      </w:pPr>
-      <w:r>
-        <w:rPr>
-          <w:sz w:val="28"/>
-          <w:szCs w:val="28"/>
-        </w:rPr>
-        <w:t>1</w:t>
-      </w:r>
-      <w:r>
-        <w:rPr>
-          <w:sz w:val="28"/>
-          <w:szCs w:val="28"/>
-          <w:lang w:val="id-ID"/>
-        </w:rPr>
-        <w:t>7.</w:t>
-      </w:r>
-      <w:r>
-        <w:rPr>
-          <w:sz w:val="28"/>
-          <w:szCs w:val="28"/>
-        </w:rPr>
-        <w:t>0</w:t>
-      </w:r>
-      <w:r>
-        <w:rPr>
-          <w:sz w:val="28"/>
-          <w:szCs w:val="28"/>
-        </w:rPr>
-        <w:t>0 – 18.</w:t>
-      </w:r>
-      <w:r>
-        <w:rPr>
-          <w:sz w:val="28"/>
-          <w:szCs w:val="28"/>
-          <w:lang w:val="id-ID"/>
-        </w:rPr>
-        <w:t>3</w:t>
-      </w:r>
-      <w:r>
-        <w:rPr>
-          <w:sz w:val="28"/>
-          <w:szCs w:val="28"/>
-        </w:rPr>
-        <w:t>0</w:t>
-      </w:r>
-      <w:r>
-        <w:rPr>
-          <w:sz w:val="28"/>
-          <w:szCs w:val="28"/>
-        </w:rPr>
-        <w:t xml:space="preserve"> : </w:t>
-      </w:r>
-      <w:r>
-        <w:rPr>
-          <w:sz w:val="28"/>
-          <w:szCs w:val="28"/>
-        </w:rPr>
-        <w:t xml:space="preserve">Haris dan </w:t>
-      </w:r>
-      <w:r>
-        <w:rPr>
-          <w:sz w:val="28"/>
-          <w:szCs w:val="28"/>
-        </w:rPr>
-        <w:t>McK</w:t>
+        <w:tabs>
+          <w:tab w:val="left" w:pos="2552"/>
+          <w:tab w:val="left" w:pos="2835"/>
+        </w:tabs>
+        <w:rPr>
+          <w:sz w:val="28"/>
+          <w:szCs w:val="28"/>
+        </w:rPr>
+      </w:pPr>
+      <w:r>
+        <w:rPr>
+          <w:sz w:val="28"/>
+          <w:szCs w:val="28"/>
+        </w:rPr>
+        <w:t xml:space="preserve">Maghrib – Isya </w:t>
+      </w:r>
+      <w:r>
+        <w:rPr>
+          <w:sz w:val="28"/>
+          <w:szCs w:val="28"/>
+        </w:rPr>
+        <w:tab/>
+      </w:r>
+      <w:r>
+        <w:rPr>
+          <w:sz w:val="28"/>
+          <w:szCs w:val="28"/>
+        </w:rPr>
+        <w:t xml:space="preserve">: </w:t>
+      </w:r>
+      <w:r>
+        <w:rPr>
+          <w:sz w:val="28"/>
+          <w:szCs w:val="28"/>
+        </w:rPr>
+        <w:tab/>
+      </w:r>
+      <w:r>
+        <w:rPr>
+          <w:sz w:val="28"/>
+          <w:szCs w:val="28"/>
+        </w:rPr>
+        <w:t>Makan</w:t>
+      </w:r>
+      <w:r>
+        <w:rPr>
+          <w:sz w:val="28"/>
+          <w:szCs w:val="28"/>
+        </w:rPr>
+        <w:t xml:space="preserve"> dan Kajian Ustadz Wahidi</w:t>
+      </w:r>
+      <w:r>
+        <w:rPr>
+          <w:sz w:val="28"/>
+          <w:szCs w:val="28"/>
+        </w:rPr>
+        <w:t xml:space="preserve"> / Lomba</w:t>
+      </w:r>
+      <w:r>
+        <w:rPr>
+          <w:sz w:val="28"/>
+          <w:szCs w:val="28"/>
+        </w:rPr>
+        <w:t xml:space="preserve"> (khusus malam Jumat)</w:t>
       </w:r>
     </w:p>
     <w:p>
@@ -1030,38 +1475,73 @@
           <w:ilvl w:val="0"/>
           <w:numId w:val="1"/>
         </w:numPr>
-        <w:rPr>
-          <w:sz w:val="28"/>
-          <w:szCs w:val="28"/>
-        </w:rPr>
-      </w:pPr>
-      <w:r>
-        <w:rPr>
-          <w:sz w:val="28"/>
-          <w:szCs w:val="28"/>
-        </w:rPr>
-        <w:t>Maghrib – Isya : Makan</w:t>
-      </w:r>
-      <w:r>
-        <w:rPr>
-          <w:sz w:val="28"/>
-          <w:szCs w:val="28"/>
-        </w:rPr>
-        <w:t xml:space="preserve"> dan Kajian Ustadz Wahidi</w:t>
-      </w:r>
-      <w:r>
-        <w:rPr>
-          <w:sz w:val="28"/>
-          <w:szCs w:val="28"/>
-        </w:rPr>
-        <w:t xml:space="preserve"> / Lomba</w:t>
-      </w:r>
-      <w:r>
-        <w:rPr>
-          <w:sz w:val="28"/>
-          <w:szCs w:val="28"/>
-        </w:rPr>
-        <w:t xml:space="preserve"> (khusus malam Jumat)</w:t>
+        <w:tabs>
+          <w:tab w:val="left" w:pos="2552"/>
+          <w:tab w:val="left" w:pos="2835"/>
+        </w:tabs>
+        <w:rPr>
+          <w:sz w:val="28"/>
+          <w:szCs w:val="28"/>
+        </w:rPr>
+      </w:pPr>
+      <w:r>
+        <w:rPr>
+          <w:sz w:val="28"/>
+          <w:szCs w:val="28"/>
+          <w:highlight w:val="green"/>
+        </w:rPr>
+        <w:t>Isya – 21.</w:t>
+      </w:r>
+      <w:r>
+        <w:rPr>
+          <w:sz w:val="28"/>
+          <w:szCs w:val="28"/>
+          <w:highlight w:val="green"/>
+        </w:rPr>
+        <w:t>0</w:t>
+      </w:r>
+      <w:r>
+        <w:rPr>
+          <w:sz w:val="28"/>
+          <w:szCs w:val="28"/>
+          <w:highlight w:val="green"/>
+        </w:rPr>
+        <w:t>0</w:t>
+      </w:r>
+      <w:r>
+        <w:rPr>
+          <w:sz w:val="28"/>
+          <w:szCs w:val="28"/>
+        </w:rPr>
+        <w:t xml:space="preserve"> </w:t>
+      </w:r>
+      <w:r>
+        <w:rPr>
+          <w:sz w:val="28"/>
+          <w:szCs w:val="28"/>
+        </w:rPr>
+        <w:tab/>
+      </w:r>
+      <w:r>
+        <w:rPr>
+          <w:sz w:val="28"/>
+          <w:szCs w:val="28"/>
+        </w:rPr>
+        <w:t xml:space="preserve">: </w:t>
+      </w:r>
+      <w:r>
+        <w:rPr>
+          <w:sz w:val="28"/>
+          <w:szCs w:val="28"/>
+        </w:rPr>
+        <w:tab/>
+      </w:r>
+      <w:r>
+        <w:rPr>
+          <w:sz w:val="28"/>
+          <w:szCs w:val="28"/>
+        </w:rPr>
+        <w:t>Murojaah</w:t>
       </w:r>
     </w:p>
     <w:p>
@@ -1071,24 +1551,26 @@
           <w:ilvl w:val="0"/>
           <w:numId w:val="1"/>
         </w:numPr>
-        <w:rPr>
-          <w:sz w:val="28"/>
-          <w:szCs w:val="28"/>
-        </w:rPr>
-      </w:pPr>
-      <w:r>
-        <w:rPr>
-          <w:sz w:val="28"/>
-          <w:szCs w:val="28"/>
-          <w:highlight w:val="green"/>
-        </w:rPr>
-        <w:t>Isya – 21.</w:t>
-      </w:r>
-      <w:r>
-        <w:rPr>
-          <w:sz w:val="28"/>
-          <w:szCs w:val="28"/>
-          <w:highlight w:val="green"/>
+        <w:tabs>
+          <w:tab w:val="left" w:pos="2552"/>
+          <w:tab w:val="left" w:pos="2835"/>
+        </w:tabs>
+        <w:rPr>
+          <w:sz w:val="28"/>
+          <w:szCs w:val="28"/>
+        </w:rPr>
+      </w:pPr>
+      <w:r>
+        <w:rPr>
+          <w:sz w:val="28"/>
+          <w:szCs w:val="28"/>
+        </w:rPr>
+        <w:t>21.</w:t>
+      </w:r>
+      <w:r>
+        <w:rPr>
+          <w:sz w:val="28"/>
+          <w:szCs w:val="28"/>
         </w:rPr>
         <w:t>0</w:t>
       </w:r>
@@ -1096,23 +1578,43 @@
         <w:rPr>
           <w:sz w:val="28"/>
           <w:szCs w:val="28"/>
-          <w:highlight w:val="green"/>
-        </w:rPr>
-        <w:t>0</w:t>
-      </w:r>
-      <w:r>
-        <w:rPr>
-          <w:sz w:val="28"/>
-          <w:szCs w:val="28"/>
-        </w:rPr>
-        <w:t xml:space="preserve"> : </w:t>
-      </w:r>
-      <w:r>
-        <w:rPr>
-          <w:sz w:val="28"/>
-          <w:szCs w:val="28"/>
-        </w:rPr>
-        <w:t>Murojaah</w:t>
+        </w:rPr>
+        <w:t>0 – 21.</w:t>
+      </w:r>
+      <w:r>
+        <w:rPr>
+          <w:sz w:val="28"/>
+          <w:szCs w:val="28"/>
+        </w:rPr>
+        <w:t>30</w:t>
+      </w:r>
+      <w:r>
+        <w:rPr>
+          <w:sz w:val="28"/>
+          <w:szCs w:val="28"/>
+        </w:rPr>
+        <w:tab/>
+      </w:r>
+      <w:r>
+        <w:rPr>
+          <w:sz w:val="28"/>
+          <w:szCs w:val="28"/>
+        </w:rPr>
+        <w:t xml:space="preserve">: </w:t>
+      </w:r>
+      <w:r>
+        <w:rPr>
+          <w:sz w:val="28"/>
+          <w:szCs w:val="28"/>
+        </w:rPr>
+        <w:tab/>
+      </w:r>
+      <w:r>
+        <w:rPr>
+          <w:sz w:val="28"/>
+          <w:szCs w:val="28"/>
+        </w:rPr>
+        <w:t xml:space="preserve">Muhasabah </w:t>
       </w:r>
     </w:p>
     <w:p>
@@ -1122,65 +1624,42 @@
           <w:ilvl w:val="0"/>
           <w:numId w:val="1"/>
         </w:numPr>
-        <w:rPr>
-          <w:sz w:val="28"/>
-          <w:szCs w:val="28"/>
-        </w:rPr>
-      </w:pPr>
-      <w:r>
-        <w:rPr>
-          <w:sz w:val="28"/>
-          <w:szCs w:val="28"/>
-        </w:rPr>
-        <w:t>21.</w:t>
-      </w:r>
-      <w:r>
-        <w:rPr>
-          <w:sz w:val="28"/>
-          <w:szCs w:val="28"/>
-        </w:rPr>
-        <w:t>0</w:t>
-      </w:r>
-      <w:r>
-        <w:rPr>
-          <w:sz w:val="28"/>
-          <w:szCs w:val="28"/>
-        </w:rPr>
-        <w:t>0 – 21.</w:t>
-      </w:r>
-      <w:r>
-        <w:rPr>
-          <w:sz w:val="28"/>
-          <w:szCs w:val="28"/>
-        </w:rPr>
-        <w:t>30</w:t>
-      </w:r>
-      <w:r>
-        <w:rPr>
-          <w:sz w:val="28"/>
-          <w:szCs w:val="28"/>
-        </w:rPr>
-        <w:t xml:space="preserve"> : Muhasabah </w:t>
-      </w:r>
-    </w:p>
-    <w:p>
-      <w:pPr>
-        <w:pStyle w:val="ListParagraph"/>
-        <w:numPr>
-          <w:ilvl w:val="0"/>
-          <w:numId w:val="1"/>
-        </w:numPr>
-        <w:rPr>
-          <w:sz w:val="28"/>
-          <w:szCs w:val="28"/>
-        </w:rPr>
-      </w:pPr>
-      <w:r>
-        <w:rPr>
-          <w:sz w:val="28"/>
-          <w:szCs w:val="28"/>
-        </w:rPr>
-        <w:t xml:space="preserve">21.30 – 03.00 : </w:t>
+        <w:tabs>
+          <w:tab w:val="left" w:pos="2552"/>
+          <w:tab w:val="left" w:pos="2835"/>
+        </w:tabs>
+        <w:rPr>
+          <w:sz w:val="28"/>
+          <w:szCs w:val="28"/>
+        </w:rPr>
+      </w:pPr>
+      <w:r>
+        <w:rPr>
+          <w:sz w:val="28"/>
+          <w:szCs w:val="28"/>
+        </w:rPr>
+        <w:t xml:space="preserve">21.30 – 03.00 </w:t>
+      </w:r>
+      <w:r>
+        <w:rPr>
+          <w:sz w:val="28"/>
+          <w:szCs w:val="28"/>
+        </w:rPr>
+        <w:tab/>
+      </w:r>
+      <w:r>
+        <w:rPr>
+          <w:sz w:val="28"/>
+          <w:szCs w:val="28"/>
+        </w:rPr>
+        <w:t xml:space="preserve">: </w:t>
+      </w:r>
+      <w:r>
+        <w:rPr>
+          <w:sz w:val="28"/>
+          <w:szCs w:val="28"/>
+        </w:rPr>
+        <w:tab/>
       </w:r>
       <w:r>
         <w:rPr>
@@ -1277,124 +1756,658 @@
           <w:sz w:val="28"/>
           <w:szCs w:val="28"/>
         </w:rPr>
-        <w:t>Senin : Ustadz Iskandar</w:t>
-      </w:r>
-      <w:r>
-        <w:rPr>
-          <w:sz w:val="28"/>
-          <w:szCs w:val="28"/>
-        </w:rPr>
-        <w:t>, Ustadz Yudha, dan Ustadz Iman</w:t>
-      </w:r>
-      <w:r>
-        <w:rPr>
-          <w:sz w:val="28"/>
-          <w:szCs w:val="28"/>
-        </w:rPr>
-        <w:t>, Tim Tahsin &amp; Komputer</w:t>
-      </w:r>
-      <w:r>
-        <w:rPr>
-          <w:sz w:val="28"/>
-          <w:szCs w:val="28"/>
-        </w:rPr>
-        <w:br/>
-        <w:t xml:space="preserve">Selasa : </w:t>
-      </w:r>
-      <w:r>
-        <w:rPr>
-          <w:sz w:val="28"/>
-          <w:szCs w:val="28"/>
-        </w:rPr>
-        <w:t>Ustadz Iskandar, Ustadz Yudha, dan Ustadz Iman, Tim Tahsin &amp; Komputer</w:t>
-      </w:r>
-      <w:r>
-        <w:rPr>
-          <w:sz w:val="28"/>
-          <w:szCs w:val="28"/>
-        </w:rPr>
-        <w:br/>
-        <w:t>Rabu : Ustadz Iskandar, Ustadz Yudha, dan Ustadz Iman, Tim Tahsin &amp; Komputer</w:t>
-      </w:r>
-      <w:r>
-        <w:rPr>
-          <w:sz w:val="28"/>
-          <w:szCs w:val="28"/>
-        </w:rPr>
-        <w:br/>
-      </w:r>
-      <w:r>
-        <w:rPr>
-          <w:sz w:val="28"/>
-          <w:szCs w:val="28"/>
-        </w:rPr>
-        <w:t xml:space="preserve">Kamis : </w:t>
-      </w:r>
-      <w:r>
-        <w:rPr>
-          <w:sz w:val="28"/>
-          <w:szCs w:val="28"/>
-        </w:rPr>
-        <w:t xml:space="preserve">Ustadz Chairid, Ustadz Wahidi, dan Ustadz Iman, Tim Tahsin &amp; </w:t>
-      </w:r>
+        <w:t>Pengawas Daurah dari Pengajar Diniyah</w:t>
+      </w:r>
+    </w:p>
+    <w:tbl>
+      <w:tblPr>
+        <w:tblStyle w:val="TableGrid"/>
+        <w:tblW w:w="0" w:type="auto"/>
+        <w:tblInd w:w="720" w:type="dxa"/>
+        <w:tblLook w:val="04A0" w:firstRow="1" w:lastRow="0" w:firstColumn="1" w:lastColumn="0" w:noHBand="0" w:noVBand="1"/>
+      </w:tblPr>
+      <w:tblGrid>
+        <w:gridCol w:w="1452"/>
+        <w:gridCol w:w="1452"/>
+        <w:gridCol w:w="1451"/>
+        <w:gridCol w:w="1451"/>
+        <w:gridCol w:w="1372"/>
+        <w:gridCol w:w="1452"/>
+      </w:tblGrid>
+      <w:tr>
+        <w:tc>
+          <w:tcPr>
+            <w:tcW w:w="1558" w:type="dxa"/>
+          </w:tcPr>
+          <w:p>
+            <w:pPr>
+              <w:jc w:val="center"/>
+              <w:rPr>
+                <w:b/>
+                <w:bCs/>
+                <w:sz w:val="28"/>
+                <w:szCs w:val="28"/>
+              </w:rPr>
+            </w:pPr>
+            <w:r>
+              <w:rPr>
+                <w:b/>
+                <w:bCs/>
+                <w:sz w:val="28"/>
+                <w:szCs w:val="28"/>
+              </w:rPr>
+              <w:t>Senin</w:t>
+            </w:r>
+          </w:p>
+        </w:tc>
+        <w:tc>
+          <w:tcPr>
+            <w:tcW w:w="1558" w:type="dxa"/>
+          </w:tcPr>
+          <w:p>
+            <w:pPr>
+              <w:jc w:val="center"/>
+              <w:rPr>
+                <w:b/>
+                <w:bCs/>
+                <w:sz w:val="28"/>
+                <w:szCs w:val="28"/>
+              </w:rPr>
+            </w:pPr>
+            <w:r>
+              <w:rPr>
+                <w:b/>
+                <w:bCs/>
+                <w:sz w:val="28"/>
+                <w:szCs w:val="28"/>
+              </w:rPr>
+              <w:t>Selasa</w:t>
+            </w:r>
+          </w:p>
+        </w:tc>
+        <w:tc>
+          <w:tcPr>
+            <w:tcW w:w="1558" w:type="dxa"/>
+          </w:tcPr>
+          <w:p>
+            <w:pPr>
+              <w:jc w:val="center"/>
+              <w:rPr>
+                <w:b/>
+                <w:bCs/>
+                <w:sz w:val="28"/>
+                <w:szCs w:val="28"/>
+              </w:rPr>
+            </w:pPr>
+            <w:r>
+              <w:rPr>
+                <w:b/>
+                <w:bCs/>
+                <w:sz w:val="28"/>
+                <w:szCs w:val="28"/>
+              </w:rPr>
+              <w:t>Rabu</w:t>
+            </w:r>
+          </w:p>
+        </w:tc>
+        <w:tc>
+          <w:tcPr>
+            <w:tcW w:w="1558" w:type="dxa"/>
+          </w:tcPr>
+          <w:p>
+            <w:pPr>
+              <w:jc w:val="center"/>
+              <w:rPr>
+                <w:b/>
+                <w:bCs/>
+                <w:sz w:val="28"/>
+                <w:szCs w:val="28"/>
+              </w:rPr>
+            </w:pPr>
+            <w:r>
+              <w:rPr>
+                <w:b/>
+                <w:bCs/>
+                <w:sz w:val="28"/>
+                <w:szCs w:val="28"/>
+              </w:rPr>
+              <w:t>Kamis</w:t>
+            </w:r>
+          </w:p>
+        </w:tc>
+        <w:tc>
+          <w:tcPr>
+            <w:tcW w:w="1559" w:type="dxa"/>
+          </w:tcPr>
+          <w:p>
+            <w:pPr>
+              <w:jc w:val="center"/>
+              <w:rPr>
+                <w:b/>
+                <w:bCs/>
+                <w:sz w:val="28"/>
+                <w:szCs w:val="28"/>
+              </w:rPr>
+            </w:pPr>
+            <w:r>
+              <w:rPr>
+                <w:b/>
+                <w:bCs/>
+                <w:sz w:val="28"/>
+                <w:szCs w:val="28"/>
+              </w:rPr>
+              <w:t>Jumat</w:t>
+            </w:r>
+          </w:p>
+        </w:tc>
+        <w:tc>
+          <w:tcPr>
+            <w:tcW w:w="1559" w:type="dxa"/>
+          </w:tcPr>
+          <w:p>
+            <w:pPr>
+              <w:jc w:val="center"/>
+              <w:rPr>
+                <w:b/>
+                <w:bCs/>
+                <w:sz w:val="28"/>
+                <w:szCs w:val="28"/>
+              </w:rPr>
+            </w:pPr>
+            <w:r>
+              <w:rPr>
+                <w:b/>
+                <w:bCs/>
+                <w:sz w:val="28"/>
+                <w:szCs w:val="28"/>
+              </w:rPr>
+              <w:t>Sabtu</w:t>
+            </w:r>
+          </w:p>
+        </w:tc>
+      </w:tr>
+      <w:tr>
+        <w:tc>
+          <w:tcPr>
+            <w:tcW w:w="1558" w:type="dxa"/>
+          </w:tcPr>
+          <w:p>
+            <w:pPr>
+              <w:rPr>
+                <w:sz w:val="24"/>
+                <w:szCs w:val="24"/>
+              </w:rPr>
+            </w:pPr>
+            <w:r>
+              <w:rPr>
+                <w:sz w:val="24"/>
+                <w:szCs w:val="24"/>
+              </w:rPr>
+              <w:t>Ustadz Iskandar</w:t>
+            </w:r>
+          </w:p>
+          <w:p>
+            <w:pPr>
+              <w:rPr>
+                <w:sz w:val="24"/>
+                <w:szCs w:val="24"/>
+              </w:rPr>
+            </w:pPr>
+            <w:r>
+              <w:rPr>
+                <w:sz w:val="24"/>
+                <w:szCs w:val="24"/>
+              </w:rPr>
+              <w:t>Ustadz Yudha</w:t>
+            </w:r>
+          </w:p>
+          <w:p>
+            <w:pPr>
+              <w:rPr>
+                <w:sz w:val="24"/>
+                <w:szCs w:val="24"/>
+              </w:rPr>
+            </w:pPr>
+            <w:r>
+              <w:rPr>
+                <w:sz w:val="24"/>
+                <w:szCs w:val="24"/>
+              </w:rPr>
+              <w:t>Ustadz Iman</w:t>
+            </w:r>
+          </w:p>
+          <w:p>
+            <w:pPr>
+              <w:rPr>
+                <w:sz w:val="24"/>
+                <w:szCs w:val="24"/>
+              </w:rPr>
+            </w:pPr>
+            <w:r>
+              <w:rPr>
+                <w:sz w:val="24"/>
+                <w:szCs w:val="24"/>
+              </w:rPr>
+              <w:t>Tim Tahsin</w:t>
+            </w:r>
+          </w:p>
+          <w:p>
+            <w:pPr>
+              <w:rPr>
+                <w:sz w:val="24"/>
+                <w:szCs w:val="24"/>
+              </w:rPr>
+            </w:pPr>
+            <w:r>
+              <w:rPr>
+                <w:sz w:val="24"/>
+                <w:szCs w:val="24"/>
+              </w:rPr>
+              <w:t>Komputer</w:t>
+            </w:r>
+          </w:p>
+        </w:tc>
+        <w:tc>
+          <w:tcPr>
+            <w:tcW w:w="1558" w:type="dxa"/>
+          </w:tcPr>
+          <w:p>
+            <w:pPr>
+              <w:rPr>
+                <w:sz w:val="24"/>
+                <w:szCs w:val="24"/>
+              </w:rPr>
+            </w:pPr>
+            <w:r>
+              <w:rPr>
+                <w:sz w:val="24"/>
+                <w:szCs w:val="24"/>
+              </w:rPr>
+              <w:t>Ustadz Iskandar</w:t>
+            </w:r>
+          </w:p>
+          <w:p>
+            <w:pPr>
+              <w:rPr>
+                <w:sz w:val="24"/>
+                <w:szCs w:val="24"/>
+              </w:rPr>
+            </w:pPr>
+            <w:r>
+              <w:rPr>
+                <w:sz w:val="24"/>
+                <w:szCs w:val="24"/>
+              </w:rPr>
+              <w:t>Ustadz Yudha</w:t>
+            </w:r>
+          </w:p>
+          <w:p>
+            <w:pPr>
+              <w:rPr>
+                <w:sz w:val="24"/>
+                <w:szCs w:val="24"/>
+              </w:rPr>
+            </w:pPr>
+            <w:r>
+              <w:rPr>
+                <w:sz w:val="24"/>
+                <w:szCs w:val="24"/>
+              </w:rPr>
+              <w:t>Ustadz Iman</w:t>
+            </w:r>
+          </w:p>
+          <w:p>
+            <w:pPr>
+              <w:rPr>
+                <w:sz w:val="24"/>
+                <w:szCs w:val="24"/>
+              </w:rPr>
+            </w:pPr>
+            <w:r>
+              <w:rPr>
+                <w:sz w:val="24"/>
+                <w:szCs w:val="24"/>
+              </w:rPr>
+              <w:t>Tim Tahsin</w:t>
+            </w:r>
+          </w:p>
+          <w:p>
+            <w:pPr>
+              <w:rPr>
+                <w:sz w:val="24"/>
+                <w:szCs w:val="24"/>
+              </w:rPr>
+            </w:pPr>
+            <w:r>
+              <w:rPr>
+                <w:sz w:val="24"/>
+                <w:szCs w:val="24"/>
+              </w:rPr>
+              <w:t>Komputer</w:t>
+            </w:r>
+          </w:p>
+        </w:tc>
+        <w:tc>
+          <w:tcPr>
+            <w:tcW w:w="1558" w:type="dxa"/>
+          </w:tcPr>
+          <w:p>
+            <w:pPr>
+              <w:rPr>
+                <w:sz w:val="24"/>
+                <w:szCs w:val="24"/>
+              </w:rPr>
+            </w:pPr>
+            <w:r>
+              <w:rPr>
+                <w:sz w:val="24"/>
+                <w:szCs w:val="24"/>
+              </w:rPr>
+              <w:t>Ustadz Iskandar</w:t>
+            </w:r>
+          </w:p>
+          <w:p>
+            <w:pPr>
+              <w:rPr>
+                <w:sz w:val="24"/>
+                <w:szCs w:val="24"/>
+              </w:rPr>
+            </w:pPr>
+            <w:r>
+              <w:rPr>
+                <w:sz w:val="24"/>
+                <w:szCs w:val="24"/>
+              </w:rPr>
+              <w:t>Ustadz Yudha</w:t>
+            </w:r>
+          </w:p>
+          <w:p>
+            <w:pPr>
+              <w:rPr>
+                <w:sz w:val="24"/>
+                <w:szCs w:val="24"/>
+              </w:rPr>
+            </w:pPr>
+            <w:r>
+              <w:rPr>
+                <w:sz w:val="24"/>
+                <w:szCs w:val="24"/>
+              </w:rPr>
+              <w:t>Ustadz Iman</w:t>
+            </w:r>
+          </w:p>
+          <w:p>
+            <w:pPr>
+              <w:rPr>
+                <w:sz w:val="24"/>
+                <w:szCs w:val="24"/>
+              </w:rPr>
+            </w:pPr>
+            <w:r>
+              <w:rPr>
+                <w:sz w:val="24"/>
+                <w:szCs w:val="24"/>
+              </w:rPr>
+              <w:t>Tim Tahsin</w:t>
+            </w:r>
+          </w:p>
+          <w:p>
+            <w:pPr>
+              <w:rPr>
+                <w:sz w:val="24"/>
+                <w:szCs w:val="24"/>
+              </w:rPr>
+            </w:pPr>
+            <w:r>
+              <w:rPr>
+                <w:sz w:val="24"/>
+                <w:szCs w:val="24"/>
+              </w:rPr>
+              <w:t>Komputer</w:t>
+            </w:r>
+          </w:p>
+        </w:tc>
+        <w:tc>
+          <w:tcPr>
+            <w:tcW w:w="1558" w:type="dxa"/>
+          </w:tcPr>
+          <w:p>
+            <w:pPr>
+              <w:rPr>
+                <w:sz w:val="24"/>
+                <w:szCs w:val="24"/>
+              </w:rPr>
+            </w:pPr>
+            <w:r>
+              <w:rPr>
+                <w:sz w:val="24"/>
+                <w:szCs w:val="24"/>
+              </w:rPr>
+              <w:t>Ustadz Chairid</w:t>
+            </w:r>
+          </w:p>
+          <w:p>
+            <w:pPr>
+              <w:rPr>
+                <w:sz w:val="24"/>
+                <w:szCs w:val="24"/>
+              </w:rPr>
+            </w:pPr>
+            <w:r>
+              <w:rPr>
+                <w:sz w:val="24"/>
+                <w:szCs w:val="24"/>
+              </w:rPr>
+              <w:t>Ustadz Wahidi</w:t>
+            </w:r>
+          </w:p>
+          <w:p>
+            <w:pPr>
+              <w:rPr>
+                <w:sz w:val="24"/>
+                <w:szCs w:val="24"/>
+              </w:rPr>
+            </w:pPr>
+            <w:r>
+              <w:rPr>
+                <w:sz w:val="24"/>
+                <w:szCs w:val="24"/>
+              </w:rPr>
+              <w:t>Ustadz Iman</w:t>
+            </w:r>
+          </w:p>
+          <w:p>
+            <w:pPr>
+              <w:rPr>
+                <w:sz w:val="24"/>
+                <w:szCs w:val="24"/>
+              </w:rPr>
+            </w:pPr>
+            <w:r>
+              <w:rPr>
+                <w:sz w:val="24"/>
+                <w:szCs w:val="24"/>
+              </w:rPr>
+              <w:t>Tim Tahsin</w:t>
+            </w:r>
+          </w:p>
+          <w:p>
+            <w:pPr>
+              <w:rPr>
+                <w:sz w:val="24"/>
+                <w:szCs w:val="24"/>
+              </w:rPr>
+            </w:pPr>
+            <w:r>
+              <w:rPr>
+                <w:sz w:val="24"/>
+                <w:szCs w:val="24"/>
+              </w:rPr>
+              <w:t>Komputer</w:t>
+            </w:r>
+          </w:p>
+        </w:tc>
+        <w:tc>
+          <w:tcPr>
+            <w:tcW w:w="1559" w:type="dxa"/>
+          </w:tcPr>
+          <w:p>
+            <w:pPr>
+              <w:rPr>
+                <w:sz w:val="24"/>
+                <w:szCs w:val="24"/>
+              </w:rPr>
+            </w:pPr>
+            <w:r>
+              <w:rPr>
+                <w:sz w:val="24"/>
+                <w:szCs w:val="24"/>
+              </w:rPr>
+              <w:t>Ustadz Chairid</w:t>
+            </w:r>
+          </w:p>
+          <w:p>
+            <w:pPr>
+              <w:rPr>
+                <w:sz w:val="24"/>
+                <w:szCs w:val="24"/>
+              </w:rPr>
+            </w:pPr>
+            <w:r>
+              <w:rPr>
+                <w:sz w:val="24"/>
+                <w:szCs w:val="24"/>
+              </w:rPr>
+              <w:t>Ustadz Wahidi</w:t>
+            </w:r>
+          </w:p>
+          <w:p>
+            <w:pPr>
+              <w:rPr>
+                <w:sz w:val="24"/>
+                <w:szCs w:val="24"/>
+              </w:rPr>
+            </w:pPr>
+            <w:r>
+              <w:rPr>
+                <w:sz w:val="24"/>
+                <w:szCs w:val="24"/>
+              </w:rPr>
+              <w:t>Ustadz Iman</w:t>
+            </w:r>
+          </w:p>
+          <w:p>
+            <w:pPr>
+              <w:rPr>
+                <w:sz w:val="24"/>
+                <w:szCs w:val="24"/>
+              </w:rPr>
+            </w:pPr>
+            <w:r>
+              <w:rPr>
+                <w:sz w:val="24"/>
+                <w:szCs w:val="24"/>
+              </w:rPr>
+              <w:t>Tim Tahsin</w:t>
+            </w:r>
+          </w:p>
+        </w:tc>
+        <w:tc>
+          <w:tcPr>
+            <w:tcW w:w="1559" w:type="dxa"/>
+          </w:tcPr>
+          <w:p>
+            <w:pPr>
+              <w:rPr>
+                <w:sz w:val="24"/>
+                <w:szCs w:val="24"/>
+              </w:rPr>
+            </w:pPr>
+            <w:r>
+              <w:rPr>
+                <w:sz w:val="24"/>
+                <w:szCs w:val="24"/>
+              </w:rPr>
+              <w:t>Ustadz Chairid</w:t>
+            </w:r>
+          </w:p>
+          <w:p>
+            <w:pPr>
+              <w:rPr>
+                <w:sz w:val="24"/>
+                <w:szCs w:val="24"/>
+              </w:rPr>
+            </w:pPr>
+            <w:r>
+              <w:rPr>
+                <w:sz w:val="24"/>
+                <w:szCs w:val="24"/>
+              </w:rPr>
+              <w:t>Ustadz Wahidi</w:t>
+            </w:r>
+          </w:p>
+          <w:p>
+            <w:pPr>
+              <w:rPr>
+                <w:sz w:val="24"/>
+                <w:szCs w:val="24"/>
+              </w:rPr>
+            </w:pPr>
+            <w:r>
+              <w:rPr>
+                <w:sz w:val="24"/>
+                <w:szCs w:val="24"/>
+              </w:rPr>
+              <w:t>Ustadz Iman</w:t>
+            </w:r>
+          </w:p>
+          <w:p>
+            <w:pPr>
+              <w:rPr>
+                <w:sz w:val="24"/>
+                <w:szCs w:val="24"/>
+              </w:rPr>
+            </w:pPr>
+            <w:r>
+              <w:rPr>
+                <w:sz w:val="24"/>
+                <w:szCs w:val="24"/>
+              </w:rPr>
+              <w:t>Tim Tahsin</w:t>
+            </w:r>
+          </w:p>
+          <w:p>
+            <w:pPr>
+              <w:rPr>
+                <w:sz w:val="24"/>
+                <w:szCs w:val="24"/>
+              </w:rPr>
+            </w:pPr>
+            <w:r>
+              <w:rPr>
+                <w:sz w:val="24"/>
+                <w:szCs w:val="24"/>
+              </w:rPr>
+              <w:t>Komputer</w:t>
+            </w:r>
+          </w:p>
+        </w:tc>
+      </w:tr>
+    </w:tbl>
+    <w:p>
+      <w:pPr>
+        <w:rPr>
+          <w:sz w:val="28"/>
+          <w:szCs w:val="28"/>
+        </w:rPr>
+      </w:pPr>
+      <w:bookmarkStart w:id="0" w:name="_Hlk147694699"/>
       <w:r>
         <w:rPr>
           <w:sz w:val="28"/>
           <w:szCs w:val="28"/>
         </w:rPr>
         <w:lastRenderedPageBreak/>
-        <w:t>Komputer</w:t>
-      </w:r>
-      <w:r>
-        <w:rPr>
-          <w:sz w:val="28"/>
-          <w:szCs w:val="28"/>
-        </w:rPr>
-        <w:t xml:space="preserve"> </w:t>
-      </w:r>
-      <w:r>
-        <w:rPr>
-          <w:sz w:val="28"/>
-          <w:szCs w:val="28"/>
-        </w:rPr>
-        <w:br/>
-        <w:t xml:space="preserve">Jumat : Ustadz Chairid, Ustadz Wahidi, dan Ustadz Iman, Tim Tahsin </w:t>
-      </w:r>
-      <w:r>
-        <w:rPr>
-          <w:sz w:val="28"/>
-          <w:szCs w:val="28"/>
-        </w:rPr>
-        <w:br/>
-        <w:t>Sabtu : Ustadz Chairid, Ustadz Wahidi, dan Ustadz Iman, Tim Tahsin &amp; Komputer</w:t>
-      </w:r>
-    </w:p>
-    <w:p/>
-    <w:p/>
-    <w:p/>
-    <w:p/>
-    <w:p/>
-    <w:p/>
-    <w:p/>
-    <w:p/>
-    <w:p/>
-    <w:p/>
-    <w:p/>
-    <w:p>
-      <w:bookmarkStart w:id="0" w:name="_Hlk147694699"/>
-    </w:p>
-    <w:p>
-      <w:pPr>
-        <w:rPr>
-          <w:sz w:val="28"/>
-          <w:szCs w:val="28"/>
-        </w:rPr>
-      </w:pPr>
-      <w:r>
-        <w:rPr>
-          <w:sz w:val="28"/>
-          <w:szCs w:val="28"/>
-        </w:rPr>
         <w:t>Peraturan Dauroh</w:t>
       </w:r>
     </w:p>
@@ -1681,7 +2694,6 @@
           <w:sz w:val="28"/>
           <w:szCs w:val="28"/>
         </w:rPr>
-        <w:lastRenderedPageBreak/>
         <w:t>Santri selalu berdoa agar diberikan kemudahan menghafal Al-Qur’an dan dijadikan penghafal Al-Qur’an, khususnya di waktu-waktu mustajab, seperti : 1/3 malam, antara adzan dan iqomah.</w:t>
       </w:r>
     </w:p>
@@ -1692,10 +2704,6 @@
           <w:ilvl w:val="0"/>
           <w:numId w:val="2"/>
         </w:numPr>
-        <w:rPr>
-          <w:sz w:val="28"/>
-          <w:szCs w:val="28"/>
-        </w:rPr>
       </w:pPr>
       <w:r>
         <w:rPr>
@@ -1704,776 +2712,10 @@
         </w:rPr>
         <w:t>Selalu bersunguh-sunguh dan memanfaatkan waktu dengan baik serta melawan rasa ngantuk, malas dan putus asa.</w:t>
       </w:r>
+      <w:r>
+        <w:t xml:space="preserve"> </w:t>
+      </w:r>
     </w:p>
-    <w:p/>
-    <w:p/>
-    <w:p/>
-    <w:p/>
-    <w:p/>
-    <w:p/>
-    <w:p/>
-    <w:p/>
-    <w:p/>
-    <w:p/>
-    <w:p/>
-    <w:p/>
-    <w:p/>
-    <w:p>
-      <w:pPr>
-        <w:rPr>
-          <w:b/>
-          <w:bCs/>
-          <w:sz w:val="28"/>
-          <w:szCs w:val="28"/>
-        </w:rPr>
-      </w:pPr>
-      <w:r>
-        <w:rPr>
-          <w:b/>
-          <w:bCs/>
-          <w:sz w:val="28"/>
-          <w:szCs w:val="28"/>
-        </w:rPr>
-        <w:t xml:space="preserve">Jadwal bangunkan santri </w:t>
-      </w:r>
-    </w:p>
-    <w:p>
-      <w:pPr>
-        <w:rPr>
-          <w:sz w:val="28"/>
-          <w:szCs w:val="28"/>
-        </w:rPr>
-      </w:pPr>
-      <w:r>
-        <w:rPr>
-          <w:sz w:val="28"/>
-          <w:szCs w:val="28"/>
-        </w:rPr>
-        <w:t>Senin : ustadz Zaky</w:t>
-      </w:r>
-    </w:p>
-    <w:p>
-      <w:pPr>
-        <w:rPr>
-          <w:sz w:val="28"/>
-          <w:szCs w:val="28"/>
-        </w:rPr>
-      </w:pPr>
-      <w:r>
-        <w:rPr>
-          <w:sz w:val="28"/>
-          <w:szCs w:val="28"/>
-        </w:rPr>
-        <w:t>Selasa : ustadz Latif</w:t>
-      </w:r>
-    </w:p>
-    <w:p>
-      <w:pPr>
-        <w:rPr>
-          <w:sz w:val="28"/>
-          <w:szCs w:val="28"/>
-        </w:rPr>
-      </w:pPr>
-      <w:r>
-        <w:rPr>
-          <w:sz w:val="28"/>
-          <w:szCs w:val="28"/>
-        </w:rPr>
-        <w:t>Rabu : ustadz Hanif</w:t>
-      </w:r>
-    </w:p>
-    <w:p>
-      <w:pPr>
-        <w:rPr>
-          <w:sz w:val="28"/>
-          <w:szCs w:val="28"/>
-        </w:rPr>
-      </w:pPr>
-      <w:r>
-        <w:rPr>
-          <w:sz w:val="28"/>
-          <w:szCs w:val="28"/>
-        </w:rPr>
-        <w:t>Kamis : ustadz Iman</w:t>
-      </w:r>
-    </w:p>
-    <w:p>
-      <w:pPr>
-        <w:rPr>
-          <w:sz w:val="28"/>
-          <w:szCs w:val="28"/>
-        </w:rPr>
-      </w:pPr>
-      <w:r>
-        <w:rPr>
-          <w:sz w:val="28"/>
-          <w:szCs w:val="28"/>
-        </w:rPr>
-        <w:t>Jum’at : ustadz Zain</w:t>
-      </w:r>
-    </w:p>
-    <w:p>
-      <w:pPr>
-        <w:rPr>
-          <w:sz w:val="28"/>
-          <w:szCs w:val="28"/>
-        </w:rPr>
-      </w:pPr>
-      <w:r>
-        <w:rPr>
-          <w:sz w:val="28"/>
-          <w:szCs w:val="28"/>
-        </w:rPr>
-        <w:t>Sabtu : ustadz Iman</w:t>
-      </w:r>
-    </w:p>
-    <w:p/>
-    <w:p/>
-    <w:p>
-      <w:pPr>
-        <w:jc w:val="center"/>
-        <w:rPr>
-          <w:b/>
-          <w:bCs/>
-          <w:sz w:val="32"/>
-          <w:szCs w:val="32"/>
-        </w:rPr>
-      </w:pPr>
-      <w:r>
-        <w:rPr>
-          <w:b/>
-          <w:bCs/>
-          <w:sz w:val="32"/>
-          <w:szCs w:val="32"/>
-        </w:rPr>
-        <w:t>Roundown pembukaan dauroh tahfidz MABAIZ</w:t>
-      </w:r>
-    </w:p>
-    <w:tbl>
-      <w:tblPr>
-        <w:tblStyle w:val="TableGrid"/>
-        <w:tblW w:w="0" w:type="auto"/>
-        <w:tblLook w:val="04A0" w:firstRow="1" w:lastRow="0" w:firstColumn="1" w:lastColumn="0" w:noHBand="0" w:noVBand="1"/>
-      </w:tblPr>
-      <w:tblGrid>
-        <w:gridCol w:w="647"/>
-        <w:gridCol w:w="2104"/>
-        <w:gridCol w:w="4277"/>
-        <w:gridCol w:w="2322"/>
-      </w:tblGrid>
-      <w:tr>
-        <w:trPr>
-          <w:trHeight w:val="383"/>
-        </w:trPr>
-        <w:tc>
-          <w:tcPr>
-            <w:tcW w:w="562" w:type="dxa"/>
-          </w:tcPr>
-          <w:p>
-            <w:pPr>
-              <w:jc w:val="center"/>
-              <w:rPr>
-                <w:b/>
-                <w:bCs/>
-                <w:sz w:val="36"/>
-                <w:szCs w:val="36"/>
-              </w:rPr>
-            </w:pPr>
-            <w:r>
-              <w:rPr>
-                <w:b/>
-                <w:bCs/>
-                <w:sz w:val="36"/>
-                <w:szCs w:val="36"/>
-              </w:rPr>
-              <w:lastRenderedPageBreak/>
-              <w:t>No</w:t>
-            </w:r>
-          </w:p>
-        </w:tc>
-        <w:tc>
-          <w:tcPr>
-            <w:tcW w:w="2127" w:type="dxa"/>
-          </w:tcPr>
-          <w:p>
-            <w:pPr>
-              <w:jc w:val="center"/>
-              <w:rPr>
-                <w:b/>
-                <w:bCs/>
-                <w:sz w:val="36"/>
-                <w:szCs w:val="36"/>
-              </w:rPr>
-            </w:pPr>
-            <w:r>
-              <w:rPr>
-                <w:b/>
-                <w:bCs/>
-                <w:sz w:val="36"/>
-                <w:szCs w:val="36"/>
-              </w:rPr>
-              <w:t>Jam</w:t>
-            </w:r>
-          </w:p>
-        </w:tc>
-        <w:tc>
-          <w:tcPr>
-            <w:tcW w:w="4323" w:type="dxa"/>
-          </w:tcPr>
-          <w:p>
-            <w:pPr>
-              <w:jc w:val="center"/>
-              <w:rPr>
-                <w:b/>
-                <w:bCs/>
-                <w:sz w:val="36"/>
-                <w:szCs w:val="36"/>
-              </w:rPr>
-            </w:pPr>
-            <w:r>
-              <w:rPr>
-                <w:b/>
-                <w:bCs/>
-                <w:sz w:val="36"/>
-                <w:szCs w:val="36"/>
-              </w:rPr>
-              <w:t>Kegiatan</w:t>
-            </w:r>
-          </w:p>
-        </w:tc>
-        <w:tc>
-          <w:tcPr>
-            <w:tcW w:w="2338" w:type="dxa"/>
-          </w:tcPr>
-          <w:p>
-            <w:pPr>
-              <w:jc w:val="center"/>
-              <w:rPr>
-                <w:b/>
-                <w:bCs/>
-                <w:sz w:val="36"/>
-                <w:szCs w:val="36"/>
-              </w:rPr>
-            </w:pPr>
-            <w:r>
-              <w:rPr>
-                <w:b/>
-                <w:bCs/>
-                <w:sz w:val="36"/>
-                <w:szCs w:val="36"/>
-              </w:rPr>
-              <w:t>PJ</w:t>
-            </w:r>
-          </w:p>
-        </w:tc>
-      </w:tr>
-      <w:tr>
-        <w:trPr>
-          <w:trHeight w:val="405"/>
-        </w:trPr>
-        <w:tc>
-          <w:tcPr>
-            <w:tcW w:w="562" w:type="dxa"/>
-          </w:tcPr>
-          <w:p>
-            <w:pPr>
-              <w:rPr>
-                <w:sz w:val="28"/>
-                <w:szCs w:val="28"/>
-              </w:rPr>
-            </w:pPr>
-            <w:bookmarkStart w:id="1" w:name="_Hlk189451464"/>
-            <w:r>
-              <w:rPr>
-                <w:sz w:val="28"/>
-                <w:szCs w:val="28"/>
-              </w:rPr>
-              <w:t>1</w:t>
-            </w:r>
-          </w:p>
-        </w:tc>
-        <w:tc>
-          <w:tcPr>
-            <w:tcW w:w="2127" w:type="dxa"/>
-          </w:tcPr>
-          <w:p>
-            <w:pPr>
-              <w:rPr>
-                <w:sz w:val="28"/>
-                <w:szCs w:val="28"/>
-              </w:rPr>
-            </w:pPr>
-            <w:r>
-              <w:rPr>
-                <w:sz w:val="28"/>
-                <w:szCs w:val="28"/>
-              </w:rPr>
-              <w:t>07.30 – 07.40</w:t>
-            </w:r>
-          </w:p>
-        </w:tc>
-        <w:tc>
-          <w:tcPr>
-            <w:tcW w:w="4323" w:type="dxa"/>
-          </w:tcPr>
-          <w:p>
-            <w:pPr>
-              <w:rPr>
-                <w:sz w:val="28"/>
-                <w:szCs w:val="28"/>
-              </w:rPr>
-            </w:pPr>
-            <w:r>
-              <w:rPr>
-                <w:sz w:val="28"/>
-                <w:szCs w:val="28"/>
-              </w:rPr>
-              <w:t>Pembukaan</w:t>
-            </w:r>
-          </w:p>
-        </w:tc>
-        <w:tc>
-          <w:tcPr>
-            <w:tcW w:w="2338" w:type="dxa"/>
-          </w:tcPr>
-          <w:p>
-            <w:pPr>
-              <w:rPr>
-                <w:sz w:val="28"/>
-                <w:szCs w:val="28"/>
-              </w:rPr>
-            </w:pPr>
-            <w:r>
-              <w:rPr>
-                <w:sz w:val="28"/>
-                <w:szCs w:val="28"/>
-              </w:rPr>
-              <w:t>MC</w:t>
-            </w:r>
-          </w:p>
-        </w:tc>
-      </w:tr>
-      <w:tr>
-        <w:trPr>
-          <w:trHeight w:val="423"/>
-        </w:trPr>
-        <w:tc>
-          <w:tcPr>
-            <w:tcW w:w="562" w:type="dxa"/>
-          </w:tcPr>
-          <w:p>
-            <w:pPr>
-              <w:rPr>
-                <w:sz w:val="28"/>
-                <w:szCs w:val="28"/>
-              </w:rPr>
-            </w:pPr>
-            <w:r>
-              <w:rPr>
-                <w:sz w:val="28"/>
-                <w:szCs w:val="28"/>
-              </w:rPr>
-              <w:t>2</w:t>
-            </w:r>
-          </w:p>
-        </w:tc>
-        <w:tc>
-          <w:tcPr>
-            <w:tcW w:w="2127" w:type="dxa"/>
-          </w:tcPr>
-          <w:p>
-            <w:pPr>
-              <w:rPr>
-                <w:sz w:val="28"/>
-                <w:szCs w:val="28"/>
-              </w:rPr>
-            </w:pPr>
-            <w:r>
-              <w:rPr>
-                <w:sz w:val="28"/>
-                <w:szCs w:val="28"/>
-              </w:rPr>
-              <w:t>07.40 – 07.50</w:t>
-            </w:r>
-          </w:p>
-        </w:tc>
-        <w:tc>
-          <w:tcPr>
-            <w:tcW w:w="4323" w:type="dxa"/>
-          </w:tcPr>
-          <w:p>
-            <w:pPr>
-              <w:rPr>
-                <w:sz w:val="28"/>
-                <w:szCs w:val="28"/>
-              </w:rPr>
-            </w:pPr>
-            <w:r>
-              <w:rPr>
-                <w:sz w:val="28"/>
-                <w:szCs w:val="28"/>
-              </w:rPr>
-              <w:t>Tilawah</w:t>
-            </w:r>
-          </w:p>
-        </w:tc>
-        <w:tc>
-          <w:tcPr>
-            <w:tcW w:w="2338" w:type="dxa"/>
-          </w:tcPr>
-          <w:p>
-            <w:pPr>
-              <w:rPr>
-                <w:sz w:val="28"/>
-                <w:szCs w:val="28"/>
-              </w:rPr>
-            </w:pPr>
-            <w:r>
-              <w:rPr>
-                <w:sz w:val="28"/>
-                <w:szCs w:val="28"/>
-              </w:rPr>
-              <w:t>Akmal</w:t>
-            </w:r>
-          </w:p>
-        </w:tc>
-      </w:tr>
-      <w:tr>
-        <w:trPr>
-          <w:trHeight w:val="413"/>
-        </w:trPr>
-        <w:tc>
-          <w:tcPr>
-            <w:tcW w:w="562" w:type="dxa"/>
-          </w:tcPr>
-          <w:p>
-            <w:pPr>
-              <w:rPr>
-                <w:sz w:val="28"/>
-                <w:szCs w:val="28"/>
-              </w:rPr>
-            </w:pPr>
-            <w:r>
-              <w:rPr>
-                <w:sz w:val="28"/>
-                <w:szCs w:val="28"/>
-              </w:rPr>
-              <w:t>3</w:t>
-            </w:r>
-          </w:p>
-        </w:tc>
-        <w:tc>
-          <w:tcPr>
-            <w:tcW w:w="2127" w:type="dxa"/>
-          </w:tcPr>
-          <w:p>
-            <w:pPr>
-              <w:rPr>
-                <w:sz w:val="28"/>
-                <w:szCs w:val="28"/>
-              </w:rPr>
-            </w:pPr>
-            <w:r>
-              <w:rPr>
-                <w:sz w:val="28"/>
-                <w:szCs w:val="28"/>
-              </w:rPr>
-              <w:t>07.50 – 08.10</w:t>
-            </w:r>
-          </w:p>
-        </w:tc>
-        <w:tc>
-          <w:tcPr>
-            <w:tcW w:w="4323" w:type="dxa"/>
-          </w:tcPr>
-          <w:p>
-            <w:pPr>
-              <w:rPr>
-                <w:sz w:val="28"/>
-                <w:szCs w:val="28"/>
-              </w:rPr>
-            </w:pPr>
-            <w:r>
-              <w:rPr>
-                <w:sz w:val="28"/>
-                <w:szCs w:val="28"/>
-              </w:rPr>
-              <w:t>Sambutan</w:t>
-            </w:r>
-          </w:p>
-        </w:tc>
-        <w:tc>
-          <w:tcPr>
-            <w:tcW w:w="2338" w:type="dxa"/>
-          </w:tcPr>
-          <w:p>
-            <w:pPr>
-              <w:rPr>
-                <w:sz w:val="28"/>
-                <w:szCs w:val="28"/>
-              </w:rPr>
-            </w:pPr>
-            <w:r>
-              <w:rPr>
-                <w:sz w:val="28"/>
-                <w:szCs w:val="28"/>
-              </w:rPr>
-              <w:t>Ustadz Miftah</w:t>
-            </w:r>
-          </w:p>
-        </w:tc>
-      </w:tr>
-      <w:tr>
-        <w:trPr>
-          <w:trHeight w:val="431"/>
-        </w:trPr>
-        <w:tc>
-          <w:tcPr>
-            <w:tcW w:w="562" w:type="dxa"/>
-          </w:tcPr>
-          <w:p>
-            <w:pPr>
-              <w:rPr>
-                <w:sz w:val="28"/>
-                <w:szCs w:val="28"/>
-              </w:rPr>
-            </w:pPr>
-            <w:r>
-              <w:rPr>
-                <w:sz w:val="28"/>
-                <w:szCs w:val="28"/>
-              </w:rPr>
-              <w:t>4</w:t>
-            </w:r>
-          </w:p>
-        </w:tc>
-        <w:tc>
-          <w:tcPr>
-            <w:tcW w:w="2127" w:type="dxa"/>
-          </w:tcPr>
-          <w:p>
-            <w:pPr>
-              <w:rPr>
-                <w:sz w:val="28"/>
-                <w:szCs w:val="28"/>
-              </w:rPr>
-            </w:pPr>
-            <w:r>
-              <w:rPr>
-                <w:sz w:val="28"/>
-                <w:szCs w:val="28"/>
-              </w:rPr>
-              <w:t>08.10 -  08.30</w:t>
-            </w:r>
-          </w:p>
-        </w:tc>
-        <w:tc>
-          <w:tcPr>
-            <w:tcW w:w="4323" w:type="dxa"/>
-          </w:tcPr>
-          <w:p>
-            <w:pPr>
-              <w:rPr>
-                <w:sz w:val="28"/>
-                <w:szCs w:val="28"/>
-              </w:rPr>
-            </w:pPr>
-            <w:r>
-              <w:rPr>
-                <w:sz w:val="28"/>
-                <w:szCs w:val="28"/>
-              </w:rPr>
-              <w:t>Penyampain SOP dauroh</w:t>
-            </w:r>
-          </w:p>
-        </w:tc>
-        <w:tc>
-          <w:tcPr>
-            <w:tcW w:w="2338" w:type="dxa"/>
-          </w:tcPr>
-          <w:p>
-            <w:pPr>
-              <w:rPr>
-                <w:sz w:val="28"/>
-                <w:szCs w:val="28"/>
-              </w:rPr>
-            </w:pPr>
-            <w:r>
-              <w:rPr>
-                <w:sz w:val="28"/>
-                <w:szCs w:val="28"/>
-              </w:rPr>
-              <w:t>Ustadz Imanuddin</w:t>
-            </w:r>
-          </w:p>
-        </w:tc>
-      </w:tr>
-      <w:tr>
-        <w:trPr>
-          <w:trHeight w:val="435"/>
-        </w:trPr>
-        <w:tc>
-          <w:tcPr>
-            <w:tcW w:w="562" w:type="dxa"/>
-          </w:tcPr>
-          <w:p>
-            <w:pPr>
-              <w:rPr>
-                <w:sz w:val="28"/>
-                <w:szCs w:val="28"/>
-              </w:rPr>
-            </w:pPr>
-            <w:r>
-              <w:rPr>
-                <w:sz w:val="28"/>
-                <w:szCs w:val="28"/>
-              </w:rPr>
-              <w:t>5</w:t>
-            </w:r>
-          </w:p>
-        </w:tc>
-        <w:tc>
-          <w:tcPr>
-            <w:tcW w:w="2127" w:type="dxa"/>
-          </w:tcPr>
-          <w:p>
-            <w:pPr>
-              <w:rPr>
-                <w:sz w:val="28"/>
-                <w:szCs w:val="28"/>
-              </w:rPr>
-            </w:pPr>
-            <w:r>
-              <w:rPr>
-                <w:sz w:val="28"/>
-                <w:szCs w:val="28"/>
-              </w:rPr>
-              <w:t>08.30 – 08.35</w:t>
-            </w:r>
-          </w:p>
-        </w:tc>
-        <w:tc>
-          <w:tcPr>
-            <w:tcW w:w="4323" w:type="dxa"/>
-          </w:tcPr>
-          <w:p>
-            <w:pPr>
-              <w:rPr>
-                <w:sz w:val="28"/>
-                <w:szCs w:val="28"/>
-              </w:rPr>
-            </w:pPr>
-            <w:r>
-              <w:rPr>
-                <w:sz w:val="28"/>
-                <w:szCs w:val="28"/>
-              </w:rPr>
-              <w:t>Penutupan</w:t>
-            </w:r>
-          </w:p>
-        </w:tc>
-        <w:tc>
-          <w:tcPr>
-            <w:tcW w:w="2338" w:type="dxa"/>
-          </w:tcPr>
-          <w:p>
-            <w:pPr>
-              <w:rPr>
-                <w:sz w:val="28"/>
-                <w:szCs w:val="28"/>
-              </w:rPr>
-            </w:pPr>
-            <w:r>
-              <w:rPr>
-                <w:sz w:val="28"/>
-                <w:szCs w:val="28"/>
-              </w:rPr>
-              <w:t>MC</w:t>
-            </w:r>
-          </w:p>
-        </w:tc>
-      </w:tr>
-      <w:tr>
-        <w:trPr>
-          <w:trHeight w:val="425"/>
-        </w:trPr>
-        <w:tc>
-          <w:tcPr>
-            <w:tcW w:w="562" w:type="dxa"/>
-          </w:tcPr>
-          <w:p>
-            <w:pPr>
-              <w:rPr>
-                <w:sz w:val="28"/>
-                <w:szCs w:val="28"/>
-              </w:rPr>
-            </w:pPr>
-            <w:r>
-              <w:rPr>
-                <w:sz w:val="28"/>
-                <w:szCs w:val="28"/>
-              </w:rPr>
-              <w:t>6</w:t>
-            </w:r>
-          </w:p>
-        </w:tc>
-        <w:tc>
-          <w:tcPr>
-            <w:tcW w:w="2127" w:type="dxa"/>
-          </w:tcPr>
-          <w:p>
-            <w:pPr>
-              <w:rPr>
-                <w:sz w:val="28"/>
-                <w:szCs w:val="28"/>
-              </w:rPr>
-            </w:pPr>
-          </w:p>
-        </w:tc>
-        <w:tc>
-          <w:tcPr>
-            <w:tcW w:w="4323" w:type="dxa"/>
-          </w:tcPr>
-          <w:p>
-            <w:pPr>
-              <w:rPr>
-                <w:sz w:val="28"/>
-                <w:szCs w:val="28"/>
-              </w:rPr>
-            </w:pPr>
-            <w:r>
-              <w:rPr>
-                <w:sz w:val="28"/>
-                <w:szCs w:val="28"/>
-              </w:rPr>
-              <w:t xml:space="preserve">Dokumentasi </w:t>
-            </w:r>
-          </w:p>
-        </w:tc>
-        <w:tc>
-          <w:tcPr>
-            <w:tcW w:w="2338" w:type="dxa"/>
-          </w:tcPr>
-          <w:p>
-            <w:pPr>
-              <w:rPr>
-                <w:sz w:val="28"/>
-                <w:szCs w:val="28"/>
-              </w:rPr>
-            </w:pPr>
-            <w:r>
-              <w:rPr>
-                <w:sz w:val="28"/>
-                <w:szCs w:val="28"/>
-              </w:rPr>
-              <w:t>Tim</w:t>
-            </w:r>
-          </w:p>
-        </w:tc>
-      </w:tr>
-      <w:bookmarkEnd w:id="1"/>
-    </w:tbl>
-    <w:p/>
     <w:sectPr>
       <w:pgSz w:w="12240" w:h="15840"/>
       <w:pgMar w:top="1440" w:right="1440" w:bottom="1440" w:left="1440" w:header="720" w:footer="720" w:gutter="0"/>
